--- a/PW I/Atividade 02 - Tipográfia Alunos.docx
+++ b/PW I/Atividade 02 - Tipográfia Alunos.docx
@@ -151,10 +151,7 @@
         </w:rPr>
       </w:pPr>
       <w:r>
-        <w:t>Fontes serifadas são tipos de letra que possuem pequenas linhas, traços ou "pezinhos" nas extremidades das hastes, conhecidos como serifas</w:t>
-      </w:r>
-      <w:r>
-        <w:t>.</w:t>
+        <w:t>Fontes serifadas são tipos de letra que possuem pequenas linhas, traços ou "pezinhos" nas extremidades das hastes, conhecidos como serifas.</w:t>
       </w:r>
     </w:p>
     <w:p>
@@ -193,15 +190,7 @@
           <w:color w:val="0A0A0A"/>
           <w:shd w:val="clear" w:color="auto" w:fill="FFFFFF"/>
         </w:rPr>
-        <w:t>. Elas possuem um estilo clássico e são amplamente utilizadas para melhorar a legibilidade em textos impressos longos</w:t>
-      </w:r>
-      <w:r>
-        <w:rPr>
-          <w:rFonts w:ascii="Arial" w:hAnsi="Arial" w:cs="Arial"/>
-          <w:color w:val="0A0A0A"/>
-          <w:shd w:val="clear" w:color="auto" w:fill="FFFFFF"/>
-        </w:rPr>
-        <w:t>.</w:t>
+        <w:t>. Elas possuem um estilo clássico e são amplamente utilizadas para melhorar a legibilidade em textos impressos longos.</w:t>
       </w:r>
     </w:p>
     <w:p>
@@ -308,7 +297,16 @@
           <w:color w:val="0A0A0A"/>
           <w:shd w:val="clear" w:color="auto" w:fill="FFFFFF"/>
         </w:rPr>
-        <w:t>Times New Roman</w:t>
+        <w:t>Times New Roman,</w:t>
+      </w:r>
+      <w:r>
+        <w:rPr>
+          <w:rStyle w:val="Ttulo1Char"/>
+          <w:rFonts w:ascii="Arial" w:hAnsi="Arial" w:cs="Arial"/>
+          <w:color w:val="0A0A0A"/>
+          <w:shd w:val="clear" w:color="auto" w:fill="FFFFFF"/>
+        </w:rPr>
+        <w:t xml:space="preserve"> </w:t>
       </w:r>
       <w:r>
         <w:rPr>
@@ -317,34 +315,7 @@
           <w:color w:val="0A0A0A"/>
           <w:shd w:val="clear" w:color="auto" w:fill="FFFFFF"/>
         </w:rPr>
-        <w:t>,</w:t>
-      </w:r>
-      <w:r>
-        <w:rPr>
-          <w:rStyle w:val="Ttulo1Char"/>
-          <w:rFonts w:ascii="Arial" w:hAnsi="Arial" w:cs="Arial"/>
-          <w:color w:val="0A0A0A"/>
-          <w:shd w:val="clear" w:color="auto" w:fill="FFFFFF"/>
-        </w:rPr>
-        <w:t xml:space="preserve"> </w:t>
-      </w:r>
-      <w:r>
-        <w:rPr>
-          <w:rStyle w:val="Forte"/>
-          <w:rFonts w:ascii="Arial" w:hAnsi="Arial" w:cs="Arial"/>
-          <w:color w:val="0A0A0A"/>
-          <w:shd w:val="clear" w:color="auto" w:fill="FFFFFF"/>
-        </w:rPr>
-        <w:t>Georgia</w:t>
-      </w:r>
-      <w:r>
-        <w:rPr>
-          <w:rStyle w:val="Forte"/>
-          <w:rFonts w:ascii="Arial" w:hAnsi="Arial" w:cs="Arial"/>
-          <w:color w:val="0A0A0A"/>
-          <w:shd w:val="clear" w:color="auto" w:fill="FFFFFF"/>
-        </w:rPr>
-        <w:t>,</w:t>
+        <w:t>Georgia,</w:t>
       </w:r>
       <w:r>
         <w:rPr>
@@ -563,13 +534,7 @@
         <w:rPr>
           <w:rStyle w:val="Forte"/>
         </w:rPr>
-        <w:t>modernidade, clareza, leitura rápida em telas e um visual limpo (minimalista</w:t>
-      </w:r>
-      <w:r>
-        <w:rPr>
-          <w:rStyle w:val="Forte"/>
-        </w:rPr>
-        <w:t>).</w:t>
+        <w:t>modernidade, clareza, leitura rápida em telas e um visual limpo (minimalista).</w:t>
       </w:r>
     </w:p>
     <w:p>
@@ -623,7 +588,16 @@
           <w:color w:val="0A0A0A"/>
           <w:shd w:val="clear" w:color="auto" w:fill="FFFFFF"/>
         </w:rPr>
-        <w:t>Helvetica</w:t>
+        <w:t>Helvetica,</w:t>
+      </w:r>
+      <w:r>
+        <w:rPr>
+          <w:rStyle w:val="Ttulo1Char"/>
+          <w:rFonts w:ascii="Arial" w:hAnsi="Arial" w:cs="Arial"/>
+          <w:color w:val="0A0A0A"/>
+          <w:shd w:val="clear" w:color="auto" w:fill="FFFFFF"/>
+        </w:rPr>
+        <w:t xml:space="preserve"> </w:t>
       </w:r>
       <w:r>
         <w:rPr>
@@ -632,34 +606,7 @@
           <w:color w:val="0A0A0A"/>
           <w:shd w:val="clear" w:color="auto" w:fill="FFFFFF"/>
         </w:rPr>
-        <w:t>,</w:t>
-      </w:r>
-      <w:r>
-        <w:rPr>
-          <w:rStyle w:val="Ttulo1Char"/>
-          <w:rFonts w:ascii="Arial" w:hAnsi="Arial" w:cs="Arial"/>
-          <w:color w:val="0A0A0A"/>
-          <w:shd w:val="clear" w:color="auto" w:fill="FFFFFF"/>
-        </w:rPr>
-        <w:t xml:space="preserve"> </w:t>
-      </w:r>
-      <w:r>
-        <w:rPr>
-          <w:rStyle w:val="Forte"/>
-          <w:rFonts w:ascii="Arial" w:hAnsi="Arial" w:cs="Arial"/>
-          <w:color w:val="0A0A0A"/>
-          <w:shd w:val="clear" w:color="auto" w:fill="FFFFFF"/>
-        </w:rPr>
-        <w:t>Arial</w:t>
-      </w:r>
-      <w:r>
-        <w:rPr>
-          <w:rStyle w:val="Forte"/>
-          <w:rFonts w:ascii="Arial" w:hAnsi="Arial" w:cs="Arial"/>
-          <w:color w:val="0A0A0A"/>
-          <w:shd w:val="clear" w:color="auto" w:fill="FFFFFF"/>
-        </w:rPr>
-        <w:t>,</w:t>
+        <w:t>Arial,</w:t>
       </w:r>
       <w:r>
         <w:rPr>
@@ -787,16 +734,7 @@
           <w:color w:val="0A0A0A"/>
           <w:shd w:val="clear" w:color="auto" w:fill="FFFFFF"/>
         </w:rPr>
-        <w:t>mesma quantidade de espaço horizontal</w:t>
-      </w:r>
-      <w:r>
-        <w:rPr>
-          <w:rStyle w:val="Forte"/>
-          <w:rFonts w:ascii="Arial" w:hAnsi="Arial" w:cs="Arial"/>
-          <w:color w:val="0A0A0A"/>
-          <w:shd w:val="clear" w:color="auto" w:fill="FFFFFF"/>
-        </w:rPr>
-        <w:t>.</w:t>
+        <w:t>mesma quantidade de espaço horizontal.</w:t>
       </w:r>
     </w:p>
     <w:p>
@@ -841,15 +779,7 @@
           <w:color w:val="0A0A0A"/>
           <w:shd w:val="clear" w:color="auto" w:fill="FFFFFF"/>
         </w:rPr>
-        <w:t> É o uso mais comum. Editores de código (IDEs) e terminais usam essas fontes</w:t>
-      </w:r>
-      <w:r>
-        <w:rPr>
-          <w:rFonts w:ascii="Arial" w:hAnsi="Arial" w:cs="Arial"/>
-          <w:color w:val="0A0A0A"/>
-          <w:shd w:val="clear" w:color="auto" w:fill="FFFFFF"/>
-        </w:rPr>
-        <w:t xml:space="preserve">, </w:t>
+        <w:t xml:space="preserve"> É o uso mais comum. Editores de código (IDEs) e terminais usam essas fontes, </w:t>
       </w:r>
       <w:r>
         <w:rPr>
@@ -971,34 +901,7 @@
           <w:color w:val="0A0A0A"/>
           <w:shd w:val="clear" w:color="auto" w:fill="FFFFFF"/>
         </w:rPr>
-        <w:t>Courier / Courier New</w:t>
-      </w:r>
-      <w:r>
-        <w:rPr>
-          <w:rStyle w:val="Forte"/>
-          <w:rFonts w:ascii="Arial" w:hAnsi="Arial" w:cs="Arial"/>
-          <w:color w:val="0A0A0A"/>
-          <w:shd w:val="clear" w:color="auto" w:fill="FFFFFF"/>
-        </w:rPr>
-        <w:t xml:space="preserve">, </w:t>
-      </w:r>
-      <w:r>
-        <w:rPr>
-          <w:rStyle w:val="Forte"/>
-          <w:rFonts w:ascii="Arial" w:hAnsi="Arial" w:cs="Arial"/>
-          <w:color w:val="0A0A0A"/>
-          <w:shd w:val="clear" w:color="auto" w:fill="FFFFFF"/>
-        </w:rPr>
-        <w:t>Roboto Mono</w:t>
-      </w:r>
-      <w:r>
-        <w:rPr>
-          <w:rStyle w:val="Forte"/>
-          <w:rFonts w:ascii="Arial" w:hAnsi="Arial" w:cs="Arial"/>
-          <w:color w:val="0A0A0A"/>
-          <w:shd w:val="clear" w:color="auto" w:fill="FFFFFF"/>
-        </w:rPr>
-        <w:t>,</w:t>
+        <w:t>Courier / Courier New, Roboto Mono,</w:t>
       </w:r>
       <w:r>
         <w:rPr>
@@ -1211,7 +1114,16 @@
           <w:color w:val="0A0A0A"/>
           <w:shd w:val="clear" w:color="auto" w:fill="FFFFFF"/>
         </w:rPr>
-        <w:t>Sofia</w:t>
+        <w:t>Sofia,</w:t>
+      </w:r>
+      <w:r>
+        <w:rPr>
+          <w:rStyle w:val="Ttulo1Char"/>
+          <w:rFonts w:ascii="Arial" w:hAnsi="Arial" w:cs="Arial"/>
+          <w:color w:val="0A0A0A"/>
+          <w:shd w:val="clear" w:color="auto" w:fill="FFFFFF"/>
+        </w:rPr>
+        <w:t xml:space="preserve"> </w:t>
       </w:r>
       <w:r>
         <w:rPr>
@@ -1220,34 +1132,7 @@
           <w:color w:val="0A0A0A"/>
           <w:shd w:val="clear" w:color="auto" w:fill="FFFFFF"/>
         </w:rPr>
-        <w:t>,</w:t>
-      </w:r>
-      <w:r>
-        <w:rPr>
-          <w:rStyle w:val="Ttulo1Char"/>
-          <w:rFonts w:ascii="Arial" w:hAnsi="Arial" w:cs="Arial"/>
-          <w:color w:val="0A0A0A"/>
-          <w:shd w:val="clear" w:color="auto" w:fill="FFFFFF"/>
-        </w:rPr>
-        <w:t xml:space="preserve"> </w:t>
-      </w:r>
-      <w:r>
-        <w:rPr>
-          <w:rStyle w:val="Forte"/>
-          <w:rFonts w:ascii="Arial" w:hAnsi="Arial" w:cs="Arial"/>
-          <w:color w:val="0A0A0A"/>
-          <w:shd w:val="clear" w:color="auto" w:fill="FFFFFF"/>
-        </w:rPr>
-        <w:t>Freestyle Script</w:t>
-      </w:r>
-      <w:r>
-        <w:rPr>
-          <w:rStyle w:val="Forte"/>
-          <w:rFonts w:ascii="Arial" w:hAnsi="Arial" w:cs="Arial"/>
-          <w:color w:val="0A0A0A"/>
-          <w:shd w:val="clear" w:color="auto" w:fill="FFFFFF"/>
-        </w:rPr>
-        <w:t>.</w:t>
+        <w:t>Freestyle Script.</w:t>
       </w:r>
     </w:p>
     <w:p>
@@ -1549,7 +1434,16 @@
           <w:color w:val="0A0A0A"/>
           <w:shd w:val="clear" w:color="auto" w:fill="FFFFFF"/>
         </w:rPr>
-        <w:t>Playfair Display</w:t>
+        <w:t>Playfair Display,</w:t>
+      </w:r>
+      <w:r>
+        <w:rPr>
+          <w:rStyle w:val="Ttulo1Char"/>
+          <w:rFonts w:ascii="Arial" w:hAnsi="Arial" w:cs="Arial"/>
+          <w:color w:val="0A0A0A"/>
+          <w:shd w:val="clear" w:color="auto" w:fill="FFFFFF"/>
+        </w:rPr>
+        <w:t xml:space="preserve"> </w:t>
       </w:r>
       <w:r>
         <w:rPr>
@@ -1558,7 +1452,7 @@
           <w:color w:val="0A0A0A"/>
           <w:shd w:val="clear" w:color="auto" w:fill="FFFFFF"/>
         </w:rPr>
-        <w:t>,</w:t>
+        <w:t>Creepster,</w:t>
       </w:r>
       <w:r>
         <w:rPr>
@@ -1576,43 +1470,7 @@
           <w:color w:val="0A0A0A"/>
           <w:shd w:val="clear" w:color="auto" w:fill="FFFFFF"/>
         </w:rPr>
-        <w:t>Creepster</w:t>
-      </w:r>
-      <w:r>
-        <w:rPr>
-          <w:rStyle w:val="Forte"/>
-          <w:rFonts w:ascii="Arial" w:hAnsi="Arial" w:cs="Arial"/>
-          <w:color w:val="0A0A0A"/>
-          <w:shd w:val="clear" w:color="auto" w:fill="FFFFFF"/>
-        </w:rPr>
-        <w:t>,</w:t>
-      </w:r>
-      <w:r>
-        <w:rPr>
-          <w:rStyle w:val="Ttulo1Char"/>
-          <w:rFonts w:ascii="Arial" w:hAnsi="Arial" w:cs="Arial"/>
-          <w:color w:val="0A0A0A"/>
-          <w:shd w:val="clear" w:color="auto" w:fill="FFFFFF"/>
-        </w:rPr>
-        <w:t xml:space="preserve"> </w:t>
-      </w:r>
-      <w:r>
-        <w:rPr>
-          <w:rStyle w:val="Forte"/>
-          <w:rFonts w:ascii="Arial" w:hAnsi="Arial" w:cs="Arial"/>
-          <w:color w:val="0A0A0A"/>
-          <w:shd w:val="clear" w:color="auto" w:fill="FFFFFF"/>
-        </w:rPr>
-        <w:t>Creepster</w:t>
-      </w:r>
-      <w:r>
-        <w:rPr>
-          <w:rStyle w:val="Forte"/>
-          <w:rFonts w:ascii="Arial" w:hAnsi="Arial" w:cs="Arial"/>
-          <w:color w:val="0A0A0A"/>
-          <w:shd w:val="clear" w:color="auto" w:fill="FFFFFF"/>
-        </w:rPr>
-        <w:t>.</w:t>
+        <w:t>Creepster.</w:t>
       </w:r>
     </w:p>
     <w:p>
@@ -2040,7 +1898,16 @@
           <w:color w:val="0A0A0A"/>
           <w:shd w:val="clear" w:color="auto" w:fill="FFFFFF"/>
         </w:rPr>
-        <w:t>Telas de Baixa Resolução ou Pequenas</w:t>
+        <w:t>Telas de Baixa Resolução ou Pequenas,</w:t>
+      </w:r>
+      <w:r>
+        <w:rPr>
+          <w:rStyle w:val="Ttulo1Char"/>
+          <w:rFonts w:ascii="Arial" w:hAnsi="Arial" w:cs="Arial"/>
+          <w:color w:val="0A0A0A"/>
+          <w:shd w:val="clear" w:color="auto" w:fill="FFFFFF"/>
+        </w:rPr>
+        <w:t xml:space="preserve"> </w:t>
       </w:r>
       <w:r>
         <w:rPr>
@@ -2049,7 +1916,7 @@
           <w:color w:val="0A0A0A"/>
           <w:shd w:val="clear" w:color="auto" w:fill="FFFFFF"/>
         </w:rPr>
-        <w:t>,</w:t>
+        <w:t>Leitura Rápida e Escaneável (Web/Apps) ,</w:t>
       </w:r>
       <w:r>
         <w:rPr>
@@ -2067,43 +1934,7 @@
           <w:color w:val="0A0A0A"/>
           <w:shd w:val="clear" w:color="auto" w:fill="FFFFFF"/>
         </w:rPr>
-        <w:t>Leitura Rápida e Escaneável (Web/Apps</w:t>
-      </w:r>
-      <w:r>
-        <w:rPr>
-          <w:rStyle w:val="Forte"/>
-          <w:rFonts w:ascii="Arial" w:hAnsi="Arial" w:cs="Arial"/>
-          <w:color w:val="0A0A0A"/>
-          <w:shd w:val="clear" w:color="auto" w:fill="FFFFFF"/>
-        </w:rPr>
-        <w:t>) ,</w:t>
-      </w:r>
-      <w:r>
-        <w:rPr>
-          <w:rStyle w:val="Ttulo1Char"/>
-          <w:rFonts w:ascii="Arial" w:hAnsi="Arial" w:cs="Arial"/>
-          <w:color w:val="0A0A0A"/>
-          <w:shd w:val="clear" w:color="auto" w:fill="FFFFFF"/>
-        </w:rPr>
-        <w:t xml:space="preserve"> </w:t>
-      </w:r>
-      <w:r>
-        <w:rPr>
-          <w:rStyle w:val="Forte"/>
-          <w:rFonts w:ascii="Arial" w:hAnsi="Arial" w:cs="Arial"/>
-          <w:color w:val="0A0A0A"/>
-          <w:shd w:val="clear" w:color="auto" w:fill="FFFFFF"/>
-        </w:rPr>
-        <w:t>Sinalização de Trânsito ou Ambientes Externos</w:t>
-      </w:r>
-      <w:r>
-        <w:rPr>
-          <w:rStyle w:val="Forte"/>
-          <w:rFonts w:ascii="Arial" w:hAnsi="Arial" w:cs="Arial"/>
-          <w:color w:val="0A0A0A"/>
-          <w:shd w:val="clear" w:color="auto" w:fill="FFFFFF"/>
-        </w:rPr>
-        <w:t>.</w:t>
+        <w:t>Sinalização de Trânsito ou Ambientes Externos.</w:t>
       </w:r>
     </w:p>
     <w:p>
@@ -2137,16 +1968,7 @@
           <w:sz w:val="24"/>
           <w:szCs w:val="24"/>
         </w:rPr>
-        <w:t>Fontes Não Serifadas</w:t>
-      </w:r>
-      <w:r>
-        <w:rPr>
-          <w:b/>
-          <w:bCs/>
-          <w:sz w:val="24"/>
-          <w:szCs w:val="24"/>
-        </w:rPr>
-        <w:t xml:space="preserve"> </w:t>
+        <w:t xml:space="preserve">Fontes Não Serifadas </w:t>
       </w:r>
       <w:r>
         <w:rPr>
@@ -2186,6 +2008,19 @@
     <w:p>
       <w:pPr>
         <w:pStyle w:val="PargrafodaLista"/>
+        <w:ind w:left="1440"/>
+        <w:rPr>
+          <w:rStyle w:val="Forte"/>
+          <w:b w:val="0"/>
+          <w:bCs w:val="0"/>
+          <w:sz w:val="24"/>
+          <w:szCs w:val="24"/>
+        </w:rPr>
+      </w:pPr>
+    </w:p>
+    <w:p>
+      <w:pPr>
+        <w:pStyle w:val="PargrafodaLista"/>
         <w:numPr>
           <w:ilvl w:val="1"/>
           <w:numId w:val="20"/>
@@ -2195,8 +2030,1402 @@
           <w:szCs w:val="24"/>
         </w:rPr>
       </w:pPr>
+      <w:r>
+        <w:t>Fontes não serifadas (sans-serif) são ideais para projetos que exigem </w:t>
+      </w:r>
+      <w:r>
+        <w:rPr>
+          <w:rStyle w:val="Forte"/>
+          <w:rFonts w:ascii="Arial" w:hAnsi="Arial" w:cs="Arial"/>
+          <w:color w:val="0A0A0A"/>
+          <w:shd w:val="clear" w:color="auto" w:fill="FFFFFF"/>
+        </w:rPr>
+        <w:t>modernidade, clareza, minimalismo e alta legibilidade em telas</w:t>
+      </w:r>
+      <w:r>
+        <w:rPr>
+          <w:rFonts w:ascii="Arial" w:hAnsi="Arial" w:cs="Arial"/>
+          <w:color w:val="0A0A0A"/>
+          <w:shd w:val="clear" w:color="auto" w:fill="FFFFFF"/>
+        </w:rPr>
+        <w:t>.</w:t>
+      </w:r>
+    </w:p>
+    <w:p>
+      <w:pPr>
+        <w:pStyle w:val="PargrafodaLista"/>
+        <w:rPr>
+          <w:sz w:val="24"/>
+          <w:szCs w:val="24"/>
+        </w:rPr>
+      </w:pPr>
+    </w:p>
+    <w:p>
+      <w:pPr>
+        <w:pStyle w:val="PargrafodaLista"/>
+        <w:ind w:left="1440"/>
+        <w:rPr>
+          <w:sz w:val="24"/>
+          <w:szCs w:val="24"/>
+        </w:rPr>
+      </w:pPr>
+    </w:p>
+    <w:p>
+      <w:pPr>
+        <w:pStyle w:val="PargrafodaLista"/>
+        <w:numPr>
+          <w:ilvl w:val="1"/>
+          <w:numId w:val="20"/>
+        </w:numPr>
+        <w:rPr>
+          <w:rStyle w:val="Forte"/>
+          <w:b w:val="0"/>
+          <w:bCs w:val="0"/>
+          <w:sz w:val="24"/>
+          <w:szCs w:val="24"/>
+        </w:rPr>
+      </w:pPr>
+      <w:r>
+        <w:rPr>
+          <w:rStyle w:val="Forte"/>
+          <w:rFonts w:ascii="Arial" w:hAnsi="Arial" w:cs="Arial"/>
+          <w:color w:val="0A0A0A"/>
+          <w:shd w:val="clear" w:color="auto" w:fill="FFFFFF"/>
+        </w:rPr>
+        <w:t>Textos longos impressos</w:t>
+      </w:r>
+      <w:r>
+        <w:rPr>
+          <w:rStyle w:val="Forte"/>
+          <w:rFonts w:ascii="Arial" w:hAnsi="Arial" w:cs="Arial"/>
+          <w:color w:val="0A0A0A"/>
+          <w:shd w:val="clear" w:color="auto" w:fill="FFFFFF"/>
+        </w:rPr>
+        <w:t>,</w:t>
+      </w:r>
+      <w:r>
+        <w:rPr>
+          <w:rStyle w:val="Ttulo1Char"/>
+          <w:rFonts w:ascii="Arial" w:hAnsi="Arial" w:cs="Arial"/>
+          <w:color w:val="0A0A0A"/>
+          <w:shd w:val="clear" w:color="auto" w:fill="FFFFFF"/>
+        </w:rPr>
+        <w:t xml:space="preserve"> </w:t>
+      </w:r>
+      <w:r>
+        <w:rPr>
+          <w:rStyle w:val="Forte"/>
+          <w:rFonts w:ascii="Arial" w:hAnsi="Arial" w:cs="Arial"/>
+          <w:color w:val="0A0A0A"/>
+          <w:shd w:val="clear" w:color="auto" w:fill="FFFFFF"/>
+        </w:rPr>
+        <w:t>Branding de luxo ou clássico</w:t>
+      </w:r>
+      <w:r>
+        <w:rPr>
+          <w:rStyle w:val="Forte"/>
+          <w:rFonts w:ascii="Arial" w:hAnsi="Arial" w:cs="Arial"/>
+          <w:color w:val="0A0A0A"/>
+          <w:shd w:val="clear" w:color="auto" w:fill="FFFFFF"/>
+        </w:rPr>
+        <w:t>,</w:t>
+      </w:r>
+      <w:r>
+        <w:rPr>
+          <w:rStyle w:val="Ttulo1Char"/>
+          <w:rFonts w:ascii="Arial" w:hAnsi="Arial" w:cs="Arial"/>
+          <w:color w:val="0A0A0A"/>
+          <w:shd w:val="clear" w:color="auto" w:fill="FFFFFF"/>
+        </w:rPr>
+        <w:t xml:space="preserve"> </w:t>
+      </w:r>
+      <w:r>
+        <w:rPr>
+          <w:rStyle w:val="Forte"/>
+          <w:rFonts w:ascii="Arial" w:hAnsi="Arial" w:cs="Arial"/>
+          <w:color w:val="0A0A0A"/>
+          <w:shd w:val="clear" w:color="auto" w:fill="FFFFFF"/>
+        </w:rPr>
+        <w:t xml:space="preserve">Leitura </w:t>
+      </w:r>
+      <w:r>
+        <w:rPr>
+          <w:rStyle w:val="Forte"/>
+          <w:rFonts w:ascii="Arial" w:hAnsi="Arial" w:cs="Arial"/>
+          <w:color w:val="0A0A0A"/>
+          <w:shd w:val="clear" w:color="auto" w:fill="FFFFFF"/>
+        </w:rPr>
+        <w:t>de textos antigos ou históricos.</w:t>
+      </w:r>
+    </w:p>
+    <w:p>
+      <w:pPr>
+        <w:pStyle w:val="PargrafodaLista"/>
+        <w:ind w:left="1440"/>
+        <w:rPr>
+          <w:rStyle w:val="Forte"/>
+          <w:rFonts w:ascii="Arial" w:hAnsi="Arial" w:cs="Arial"/>
+          <w:color w:val="0A0A0A"/>
+          <w:shd w:val="clear" w:color="auto" w:fill="FFFFFF"/>
+        </w:rPr>
+      </w:pPr>
+    </w:p>
+    <w:p>
+      <w:pPr>
+        <w:pStyle w:val="PargrafodaLista"/>
+        <w:numPr>
+          <w:ilvl w:val="0"/>
+          <w:numId w:val="11"/>
+        </w:numPr>
+        <w:rPr>
+          <w:rFonts w:ascii="Verdana" w:hAnsi="Verdana"/>
+          <w:b/>
+          <w:bCs/>
+          <w:sz w:val="24"/>
+          <w:szCs w:val="24"/>
+        </w:rPr>
+      </w:pPr>
+      <w:r>
+        <w:rPr>
+          <w:rStyle w:val="Forte"/>
+          <w:rFonts w:ascii="Arial" w:hAnsi="Arial" w:cs="Arial"/>
+          <w:color w:val="0A0A0A"/>
+          <w:shd w:val="clear" w:color="auto" w:fill="FFFFFF"/>
+        </w:rPr>
+        <w:t xml:space="preserve">    </w:t>
+      </w:r>
+      <w:r>
+        <w:rPr>
+          <w:b/>
+          <w:bCs/>
+          <w:sz w:val="24"/>
+          <w:szCs w:val="24"/>
+        </w:rPr>
+        <w:t>Fontes Monoespaçadas</w:t>
+      </w:r>
+      <w:r>
+        <w:rPr>
+          <w:rFonts w:ascii="Verdana" w:hAnsi="Verdana"/>
+          <w:b/>
+          <w:bCs/>
+          <w:sz w:val="24"/>
+          <w:szCs w:val="24"/>
+        </w:rPr>
+        <w:t>“Design também comunica.”</w:t>
+      </w:r>
+    </w:p>
+    <w:p>
+      <w:pPr>
+        <w:pStyle w:val="PargrafodaLista"/>
+        <w:numPr>
+          <w:ilvl w:val="0"/>
+          <w:numId w:val="16"/>
+        </w:numPr>
+        <w:rPr>
+          <w:rStyle w:val="Forte"/>
+          <w:rFonts w:ascii="Arial" w:hAnsi="Arial" w:cs="Arial"/>
+          <w:color w:val="0A0A0A"/>
+          <w:shd w:val="clear" w:color="auto" w:fill="FFFFFF"/>
+        </w:rPr>
+      </w:pPr>
+      <w:r>
+        <w:rPr>
+          <w:rFonts w:ascii="Arial" w:hAnsi="Arial" w:cs="Arial"/>
+          <w:color w:val="0A0A0A"/>
+          <w:shd w:val="clear" w:color="auto" w:fill="FFFFFF"/>
+        </w:rPr>
+        <w:t> </w:t>
+      </w:r>
+      <w:r>
+        <w:rPr>
+          <w:rStyle w:val="Forte"/>
+        </w:rPr>
+        <w:t>precisão, tecnicidade, clareza e modernidade funcional</w:t>
+      </w:r>
+    </w:p>
+    <w:p>
+      <w:pPr>
+        <w:pStyle w:val="PargrafodaLista"/>
+        <w:numPr>
+          <w:ilvl w:val="0"/>
+          <w:numId w:val="16"/>
+        </w:numPr>
+        <w:rPr>
+          <w:rStyle w:val="Forte"/>
+          <w:rFonts w:ascii="Arial" w:hAnsi="Arial" w:cs="Arial"/>
+          <w:color w:val="0A0A0A"/>
+          <w:shd w:val="clear" w:color="auto" w:fill="FFFFFF"/>
+        </w:rPr>
+      </w:pPr>
+      <w:r>
+        <w:rPr>
+          <w:rStyle w:val="Forte"/>
+          <w:rFonts w:ascii="Arial" w:hAnsi="Arial" w:cs="Arial"/>
+          <w:color w:val="0A0A0A"/>
+          <w:shd w:val="clear" w:color="auto" w:fill="FFFFFF"/>
+        </w:rPr>
+        <w:t>Editores de Código (IDEs),</w:t>
+      </w:r>
+      <w:r>
+        <w:rPr>
+          <w:rStyle w:val="Ttulo1Char"/>
+          <w:rFonts w:ascii="Arial" w:hAnsi="Arial" w:cs="Arial"/>
+          <w:color w:val="0A0A0A"/>
+          <w:shd w:val="clear" w:color="auto" w:fill="FFFFFF"/>
+        </w:rPr>
+        <w:t xml:space="preserve"> </w:t>
+      </w:r>
+      <w:r>
+        <w:rPr>
+          <w:rStyle w:val="Forte"/>
+          <w:rFonts w:ascii="Arial" w:hAnsi="Arial" w:cs="Arial"/>
+          <w:color w:val="0A0A0A"/>
+          <w:shd w:val="clear" w:color="auto" w:fill="FFFFFF"/>
+        </w:rPr>
+        <w:t>Terminais e Linha de Comando</w:t>
+      </w:r>
+      <w:r>
+        <w:rPr>
+          <w:rStyle w:val="Forte"/>
+          <w:rFonts w:ascii="Arial" w:hAnsi="Arial" w:cs="Arial"/>
+          <w:color w:val="0A0A0A"/>
+          <w:shd w:val="clear" w:color="auto" w:fill="FFFFFF"/>
+        </w:rPr>
+        <w:t>,</w:t>
+      </w:r>
+      <w:r>
+        <w:rPr>
+          <w:rStyle w:val="Ttulo1Char"/>
+          <w:rFonts w:ascii="Arial" w:hAnsi="Arial" w:cs="Arial"/>
+          <w:color w:val="0A0A0A"/>
+          <w:shd w:val="clear" w:color="auto" w:fill="FFFFFF"/>
+        </w:rPr>
+        <w:t xml:space="preserve"> </w:t>
+      </w:r>
+      <w:r>
+        <w:rPr>
+          <w:rStyle w:val="Forte"/>
+          <w:rFonts w:ascii="Arial" w:hAnsi="Arial" w:cs="Arial"/>
+          <w:color w:val="0A0A0A"/>
+          <w:shd w:val="clear" w:color="auto" w:fill="FFFFFF"/>
+        </w:rPr>
+        <w:t>Documentação Técnica/API</w:t>
+      </w:r>
+      <w:r>
+        <w:rPr>
+          <w:rStyle w:val="Forte"/>
+          <w:rFonts w:ascii="Arial" w:hAnsi="Arial" w:cs="Arial"/>
+          <w:color w:val="0A0A0A"/>
+          <w:shd w:val="clear" w:color="auto" w:fill="FFFFFF"/>
+        </w:rPr>
+        <w:t>.</w:t>
+      </w:r>
+    </w:p>
+    <w:p>
+      <w:pPr>
+        <w:pStyle w:val="PargrafodaLista"/>
+        <w:numPr>
+          <w:ilvl w:val="0"/>
+          <w:numId w:val="16"/>
+        </w:numPr>
+        <w:rPr>
+          <w:rStyle w:val="Forte"/>
+          <w:rFonts w:ascii="Arial" w:hAnsi="Arial" w:cs="Arial"/>
+          <w:color w:val="0A0A0A"/>
+          <w:shd w:val="clear" w:color="auto" w:fill="FFFFFF"/>
+        </w:rPr>
+      </w:pPr>
+      <w:r>
+        <w:rPr>
+          <w:rStyle w:val="Forte"/>
+          <w:rFonts w:ascii="Arial" w:hAnsi="Arial" w:cs="Arial"/>
+          <w:color w:val="0A0A0A"/>
+          <w:shd w:val="clear" w:color="auto" w:fill="FFFFFF"/>
+        </w:rPr>
+        <w:t>Textos Longos e Leitura Contínua (Livros, Artigos, Jornais)</w:t>
+      </w:r>
+      <w:r>
+        <w:rPr>
+          <w:rStyle w:val="Forte"/>
+          <w:rFonts w:ascii="Arial" w:hAnsi="Arial" w:cs="Arial"/>
+          <w:color w:val="0A0A0A"/>
+          <w:shd w:val="clear" w:color="auto" w:fill="FFFFFF"/>
+        </w:rPr>
+        <w:t>,</w:t>
+      </w:r>
+      <w:r>
+        <w:rPr>
+          <w:rStyle w:val="Ttulo1Char"/>
+          <w:rFonts w:ascii="Arial" w:hAnsi="Arial" w:cs="Arial"/>
+          <w:color w:val="0A0A0A"/>
+          <w:shd w:val="clear" w:color="auto" w:fill="FFFFFF"/>
+        </w:rPr>
+        <w:t xml:space="preserve"> </w:t>
+      </w:r>
+      <w:r>
+        <w:rPr>
+          <w:rStyle w:val="Forte"/>
+          <w:rFonts w:ascii="Arial" w:hAnsi="Arial" w:cs="Arial"/>
+          <w:color w:val="0A0A0A"/>
+          <w:shd w:val="clear" w:color="auto" w:fill="FFFFFF"/>
+        </w:rPr>
+        <w:t>Corpo de Texto em Sites e Blogs (Conteúdo Editorial)</w:t>
+      </w:r>
+      <w:r>
+        <w:rPr>
+          <w:rStyle w:val="Forte"/>
+          <w:rFonts w:ascii="Arial" w:hAnsi="Arial" w:cs="Arial"/>
+          <w:color w:val="0A0A0A"/>
+          <w:shd w:val="clear" w:color="auto" w:fill="FFFFFF"/>
+        </w:rPr>
+        <w:t>,</w:t>
+      </w:r>
+      <w:r>
+        <w:rPr>
+          <w:rStyle w:val="Ttulo1Char"/>
+          <w:rFonts w:ascii="Arial" w:hAnsi="Arial" w:cs="Arial"/>
+          <w:color w:val="0A0A0A"/>
+          <w:shd w:val="clear" w:color="auto" w:fill="FFFFFF"/>
+        </w:rPr>
+        <w:t xml:space="preserve"> </w:t>
+      </w:r>
+      <w:r>
+        <w:rPr>
+          <w:rStyle w:val="Forte"/>
+          <w:rFonts w:ascii="Arial" w:hAnsi="Arial" w:cs="Arial"/>
+          <w:color w:val="0A0A0A"/>
+          <w:shd w:val="clear" w:color="auto" w:fill="FFFFFF"/>
+        </w:rPr>
+        <w:t>Design Gráfico Elegante ou Editorial</w:t>
+      </w:r>
+      <w:r>
+        <w:rPr>
+          <w:rStyle w:val="Forte"/>
+          <w:rFonts w:ascii="Arial" w:hAnsi="Arial" w:cs="Arial"/>
+          <w:color w:val="0A0A0A"/>
+          <w:shd w:val="clear" w:color="auto" w:fill="FFFFFF"/>
+        </w:rPr>
+        <w:t>,</w:t>
+      </w:r>
+      <w:r>
+        <w:rPr>
+          <w:rStyle w:val="Ttulo1Char"/>
+          <w:rFonts w:ascii="Arial" w:hAnsi="Arial" w:cs="Arial"/>
+          <w:color w:val="0A0A0A"/>
+          <w:shd w:val="clear" w:color="auto" w:fill="FFFFFF"/>
+        </w:rPr>
+        <w:t xml:space="preserve"> </w:t>
+      </w:r>
+      <w:r>
+        <w:rPr>
+          <w:rStyle w:val="Forte"/>
+          <w:rFonts w:ascii="Arial" w:hAnsi="Arial" w:cs="Arial"/>
+          <w:color w:val="0A0A0A"/>
+          <w:shd w:val="clear" w:color="auto" w:fill="FFFFFF"/>
+        </w:rPr>
+        <w:t>Situações de Baixo Espaço (Necessidade de Alta Densidade)</w:t>
+      </w:r>
+      <w:r>
+        <w:rPr>
+          <w:rStyle w:val="Ttulo1Char"/>
+          <w:rFonts w:ascii="Arial" w:hAnsi="Arial" w:cs="Arial"/>
+          <w:color w:val="0A0A0A"/>
+          <w:shd w:val="clear" w:color="auto" w:fill="FFFFFF"/>
+        </w:rPr>
+        <w:t>,</w:t>
+      </w:r>
+      <w:r>
+        <w:rPr>
+          <w:rStyle w:val="Forte"/>
+          <w:rFonts w:ascii="Arial" w:hAnsi="Arial" w:cs="Arial"/>
+          <w:color w:val="0A0A0A"/>
+          <w:shd w:val="clear" w:color="auto" w:fill="FFFFFF"/>
+        </w:rPr>
+        <w:t>Documentos Formais/Institucionais</w:t>
+      </w:r>
+      <w:r>
+        <w:rPr>
+          <w:rStyle w:val="Forte"/>
+          <w:rFonts w:ascii="Arial" w:hAnsi="Arial" w:cs="Arial"/>
+          <w:color w:val="0A0A0A"/>
+          <w:shd w:val="clear" w:color="auto" w:fill="FFFFFF"/>
+        </w:rPr>
+        <w:t>.</w:t>
+      </w:r>
+    </w:p>
+    <w:p>
+      <w:pPr>
+        <w:pStyle w:val="PargrafodaLista"/>
+        <w:ind w:left="1440"/>
+        <w:rPr>
+          <w:rStyle w:val="Forte"/>
+          <w:rFonts w:ascii="Arial" w:hAnsi="Arial" w:cs="Arial"/>
+          <w:color w:val="0A0A0A"/>
+          <w:shd w:val="clear" w:color="auto" w:fill="FFFFFF"/>
+        </w:rPr>
+      </w:pPr>
+    </w:p>
+    <w:p>
+      <w:pPr>
+        <w:pStyle w:val="PargrafodaLista"/>
+        <w:numPr>
+          <w:ilvl w:val="0"/>
+          <w:numId w:val="11"/>
+        </w:numPr>
+        <w:rPr>
+          <w:rFonts w:ascii="Verdana" w:hAnsi="Verdana"/>
+          <w:b/>
+          <w:bCs/>
+          <w:sz w:val="24"/>
+          <w:szCs w:val="24"/>
+        </w:rPr>
+      </w:pPr>
+      <w:r>
+        <w:rPr>
+          <w:b/>
+          <w:bCs/>
+          <w:sz w:val="24"/>
+          <w:szCs w:val="24"/>
+        </w:rPr>
+        <w:t xml:space="preserve">                 </w:t>
+      </w:r>
+      <w:r>
+        <w:rPr>
+          <w:b/>
+          <w:bCs/>
+          <w:sz w:val="24"/>
+          <w:szCs w:val="24"/>
+        </w:rPr>
+        <w:t>Fontes Script</w:t>
+      </w:r>
+      <w:r>
+        <w:rPr>
+          <w:rStyle w:val="Forte"/>
+          <w:rFonts w:ascii="Arial" w:hAnsi="Arial" w:cs="Arial"/>
+          <w:color w:val="0A0A0A"/>
+          <w:shd w:val="clear" w:color="auto" w:fill="FFFFFF"/>
+        </w:rPr>
+        <w:t xml:space="preserve"> </w:t>
+      </w:r>
+      <w:r>
+        <w:rPr>
+          <w:rFonts w:ascii="Verdana" w:hAnsi="Verdana"/>
+          <w:b/>
+          <w:bCs/>
+          <w:sz w:val="24"/>
+          <w:szCs w:val="24"/>
+        </w:rPr>
+        <w:t>“Design também comunica.”</w:t>
+      </w:r>
+    </w:p>
+    <w:p>
+      <w:pPr>
+        <w:pStyle w:val="PargrafodaLista"/>
+        <w:numPr>
+          <w:ilvl w:val="0"/>
+          <w:numId w:val="21"/>
+        </w:numPr>
+        <w:rPr>
+          <w:rFonts w:ascii="Arial" w:hAnsi="Arial" w:cs="Arial"/>
+          <w:b/>
+          <w:bCs/>
+          <w:color w:val="0A0A0A"/>
+          <w:shd w:val="clear" w:color="auto" w:fill="FFFFFF"/>
+        </w:rPr>
+      </w:pPr>
+      <w:r>
+        <w:rPr>
+          <w:rFonts w:ascii="Arial" w:hAnsi="Arial" w:cs="Arial"/>
+          <w:color w:val="0A0A0A"/>
+          <w:shd w:val="clear" w:color="auto" w:fill="FFFFFF"/>
+        </w:rPr>
+        <w:t> </w:t>
+      </w:r>
+      <w:r>
+        <w:t>transmitem sensações distintas dependendo de sua estrutura</w:t>
+      </w:r>
+    </w:p>
+    <w:p>
+      <w:pPr>
+        <w:numPr>
+          <w:ilvl w:val="0"/>
+          <w:numId w:val="21"/>
+        </w:numPr>
+        <w:shd w:val="clear" w:color="auto" w:fill="FFFFFF"/>
+        <w:spacing w:after="180" w:line="360" w:lineRule="atLeast"/>
+        <w:rPr>
+          <w:rFonts w:ascii="Arial" w:eastAsia="Times New Roman" w:hAnsi="Arial" w:cs="Arial"/>
+          <w:color w:val="0A0A0A"/>
+          <w:kern w:val="0"/>
+          <w:sz w:val="24"/>
+          <w:szCs w:val="24"/>
+          <w:lang w:eastAsia="pt-BR"/>
+          <w14:ligatures w14:val="none"/>
+        </w:rPr>
+      </w:pPr>
+      <w:r>
+        <w:rPr>
+          <w:rFonts w:ascii="Arial" w:eastAsia="Times New Roman" w:hAnsi="Arial" w:cs="Arial"/>
+          <w:b/>
+          <w:bCs/>
+          <w:color w:val="0A0A0A"/>
+          <w:kern w:val="0"/>
+          <w:sz w:val="24"/>
+          <w:szCs w:val="24"/>
+          <w:lang w:eastAsia="pt-BR"/>
+          <w14:ligatures w14:val="none"/>
+        </w:rPr>
+        <w:t>Logotipos e Branding:</w:t>
+      </w:r>
+      <w:r>
+        <w:rPr>
+          <w:rFonts w:ascii="Arial" w:eastAsia="Times New Roman" w:hAnsi="Arial" w:cs="Arial"/>
+          <w:color w:val="0A0A0A"/>
+          <w:kern w:val="0"/>
+          <w:sz w:val="24"/>
+          <w:szCs w:val="24"/>
+          <w:lang w:eastAsia="pt-BR"/>
+          <w14:ligatures w14:val="none"/>
+        </w:rPr>
+        <w:t> Criar marcas que desejam passar uma imagem de sofisticação, tradição ou proximidade.</w:t>
+      </w:r>
+      <w:r>
+        <w:rPr>
+          <w:rFonts w:ascii="Arial" w:eastAsia="Times New Roman" w:hAnsi="Arial" w:cs="Arial"/>
+          <w:b/>
+          <w:bCs/>
+          <w:color w:val="0A0A0A"/>
+          <w:kern w:val="0"/>
+          <w:sz w:val="24"/>
+          <w:szCs w:val="24"/>
+          <w:lang w:eastAsia="pt-BR"/>
+          <w14:ligatures w14:val="none"/>
+        </w:rPr>
+        <w:t>Convites e Papelaria:</w:t>
+      </w:r>
+      <w:r>
+        <w:rPr>
+          <w:rFonts w:ascii="Arial" w:eastAsia="Times New Roman" w:hAnsi="Arial" w:cs="Arial"/>
+          <w:color w:val="0A0A0A"/>
+          <w:kern w:val="0"/>
+          <w:sz w:val="24"/>
+          <w:szCs w:val="24"/>
+          <w:lang w:eastAsia="pt-BR"/>
+          <w14:ligatures w14:val="none"/>
+        </w:rPr>
+        <w:t> Convites de casamento, formaturas, festas e cartões de visita, onde a elegância é fundamental.</w:t>
+      </w:r>
+      <w:r>
+        <w:rPr>
+          <w:rStyle w:val="Ttulo1Char"/>
+          <w:rFonts w:ascii="Arial" w:hAnsi="Arial" w:cs="Arial"/>
+          <w:color w:val="0A0A0A"/>
+          <w:shd w:val="clear" w:color="auto" w:fill="FFFFFF"/>
+        </w:rPr>
+        <w:t xml:space="preserve"> </w:t>
+      </w:r>
+      <w:r>
+        <w:rPr>
+          <w:rStyle w:val="Forte"/>
+          <w:rFonts w:ascii="Arial" w:hAnsi="Arial" w:cs="Arial"/>
+          <w:color w:val="0A0A0A"/>
+          <w:shd w:val="clear" w:color="auto" w:fill="FFFFFF"/>
+        </w:rPr>
+        <w:t>Títulos e Cabeçalhos:</w:t>
+      </w:r>
+      <w:r>
+        <w:rPr>
+          <w:rFonts w:ascii="Arial" w:hAnsi="Arial" w:cs="Arial"/>
+          <w:color w:val="0A0A0A"/>
+          <w:shd w:val="clear" w:color="auto" w:fill="FFFFFF"/>
+        </w:rPr>
+        <w:t> Destacar frases em sites, revistas ou vídeos, especialmente em blogs de estilo de vida, moda ou marcas criativas</w:t>
+      </w:r>
+    </w:p>
+    <w:p>
+      <w:pPr>
+        <w:numPr>
+          <w:ilvl w:val="0"/>
+          <w:numId w:val="21"/>
+        </w:numPr>
+        <w:shd w:val="clear" w:color="auto" w:fill="FFFFFF"/>
+        <w:spacing w:after="180" w:line="360" w:lineRule="atLeast"/>
+        <w:rPr>
+          <w:rFonts w:ascii="Arial" w:eastAsia="Times New Roman" w:hAnsi="Arial" w:cs="Arial"/>
+          <w:color w:val="0A0A0A"/>
+          <w:kern w:val="0"/>
+          <w:sz w:val="24"/>
+          <w:szCs w:val="24"/>
+          <w:lang w:eastAsia="pt-BR"/>
+          <w14:ligatures w14:val="none"/>
+        </w:rPr>
+      </w:pPr>
+      <w:r>
+        <w:rPr>
+          <w:rFonts w:ascii="Arial" w:eastAsia="Times New Roman" w:hAnsi="Arial" w:cs="Arial"/>
+          <w:b/>
+          <w:bCs/>
+          <w:color w:val="0A0A0A"/>
+          <w:kern w:val="0"/>
+          <w:sz w:val="24"/>
+          <w:szCs w:val="24"/>
+          <w:lang w:eastAsia="pt-BR"/>
+          <w14:ligatures w14:val="none"/>
+        </w:rPr>
+        <w:lastRenderedPageBreak/>
+        <w:t>Textos Longos ou Corpo de Texto:</w:t>
+      </w:r>
+      <w:r>
+        <w:rPr>
+          <w:rFonts w:ascii="Arial" w:eastAsia="Times New Roman" w:hAnsi="Arial" w:cs="Arial"/>
+          <w:color w:val="0A0A0A"/>
+          <w:kern w:val="0"/>
+          <w:sz w:val="24"/>
+          <w:szCs w:val="24"/>
+          <w:lang w:eastAsia="pt-BR"/>
+          <w14:ligatures w14:val="none"/>
+        </w:rPr>
+        <w:t> Devido à complexidade dos traços, a leitura de parágrafos longos em fonte script torna-se cansativa e lenta, prejudicando a experiência do usuário.</w:t>
+      </w:r>
+    </w:p>
+    <w:p>
+      <w:pPr>
+        <w:numPr>
+          <w:ilvl w:val="0"/>
+          <w:numId w:val="21"/>
+        </w:numPr>
+        <w:shd w:val="clear" w:color="auto" w:fill="FFFFFF"/>
+        <w:spacing w:after="180" w:line="360" w:lineRule="atLeast"/>
+        <w:rPr>
+          <w:rFonts w:ascii="Arial" w:eastAsia="Times New Roman" w:hAnsi="Arial" w:cs="Arial"/>
+          <w:color w:val="0A0A0A"/>
+          <w:kern w:val="0"/>
+          <w:sz w:val="24"/>
+          <w:szCs w:val="24"/>
+          <w:lang w:eastAsia="pt-BR"/>
+          <w14:ligatures w14:val="none"/>
+        </w:rPr>
+      </w:pPr>
+      <w:r>
+        <w:rPr>
+          <w:rFonts w:ascii="Arial" w:eastAsia="Times New Roman" w:hAnsi="Arial" w:cs="Arial"/>
+          <w:b/>
+          <w:bCs/>
+          <w:color w:val="0A0A0A"/>
+          <w:kern w:val="0"/>
+          <w:sz w:val="24"/>
+          <w:szCs w:val="24"/>
+          <w:lang w:eastAsia="pt-BR"/>
+          <w14:ligatures w14:val="none"/>
+        </w:rPr>
+        <w:t>Documentos Oficiais, Jurídicos ou Acadêmicos:</w:t>
+      </w:r>
+      <w:r>
+        <w:rPr>
+          <w:rFonts w:ascii="Arial" w:eastAsia="Times New Roman" w:hAnsi="Arial" w:cs="Arial"/>
+          <w:color w:val="0A0A0A"/>
+          <w:kern w:val="0"/>
+          <w:sz w:val="24"/>
+          <w:szCs w:val="24"/>
+          <w:lang w:eastAsia="pt-BR"/>
+          <w14:ligatures w14:val="none"/>
+        </w:rPr>
+        <w:t> Peticionamentos, contratos e trabalhos acadêmicos exigem clareza máxima e formalidade. Fontes como Times New Roman são recomendadas, enquanto scripts passam uma imagem pouco profissional.</w:t>
+      </w:r>
+    </w:p>
+    <w:p>
+      <w:pPr>
+        <w:numPr>
+          <w:ilvl w:val="0"/>
+          <w:numId w:val="21"/>
+        </w:numPr>
+        <w:shd w:val="clear" w:color="auto" w:fill="FFFFFF"/>
+        <w:spacing w:after="180" w:line="360" w:lineRule="atLeast"/>
+        <w:rPr>
+          <w:rFonts w:ascii="Arial" w:eastAsia="Times New Roman" w:hAnsi="Arial" w:cs="Arial"/>
+          <w:color w:val="0A0A0A"/>
+          <w:kern w:val="0"/>
+          <w:sz w:val="24"/>
+          <w:szCs w:val="24"/>
+          <w:lang w:eastAsia="pt-BR"/>
+          <w14:ligatures w14:val="none"/>
+        </w:rPr>
+      </w:pPr>
+      <w:r>
+        <w:rPr>
+          <w:rFonts w:ascii="Arial" w:eastAsia="Times New Roman" w:hAnsi="Arial" w:cs="Arial"/>
+          <w:b/>
+          <w:bCs/>
+          <w:color w:val="0A0A0A"/>
+          <w:kern w:val="0"/>
+          <w:sz w:val="24"/>
+          <w:szCs w:val="24"/>
+          <w:lang w:eastAsia="pt-BR"/>
+          <w14:ligatures w14:val="none"/>
+        </w:rPr>
+        <w:t>Pequenos Formatos ou Leituras Rápidas:</w:t>
+      </w:r>
+      <w:r>
+        <w:rPr>
+          <w:rFonts w:ascii="Arial" w:eastAsia="Times New Roman" w:hAnsi="Arial" w:cs="Arial"/>
+          <w:color w:val="0A0A0A"/>
+          <w:kern w:val="0"/>
+          <w:sz w:val="24"/>
+          <w:szCs w:val="24"/>
+          <w:lang w:eastAsia="pt-BR"/>
+          <w14:ligatures w14:val="none"/>
+        </w:rPr>
+        <w:t> Em rótulos, legendas de gráficos, sinalização de segurança ou interfaces digitais (telas pequenas), a fonte script pode se tornar ilegível, especialmente em tamanhos reduzidos.</w:t>
+      </w:r>
+    </w:p>
+    <w:p>
+      <w:pPr>
+        <w:shd w:val="clear" w:color="auto" w:fill="FFFFFF"/>
+        <w:spacing w:after="180" w:line="360" w:lineRule="atLeast"/>
+        <w:rPr>
+          <w:rFonts w:ascii="Verdana" w:hAnsi="Verdana"/>
+          <w:b/>
+          <w:bCs/>
+          <w:sz w:val="24"/>
+          <w:szCs w:val="24"/>
+        </w:rPr>
+      </w:pPr>
+      <w:r>
+        <w:rPr>
+          <w:b/>
+          <w:bCs/>
+          <w:sz w:val="24"/>
+          <w:szCs w:val="24"/>
+        </w:rPr>
+        <w:t xml:space="preserve">         7 </w:t>
+      </w:r>
+      <w:r>
+        <w:rPr>
+          <w:b/>
+          <w:bCs/>
+          <w:sz w:val="24"/>
+          <w:szCs w:val="24"/>
+        </w:rPr>
+        <w:t>Fontes Display</w:t>
+      </w:r>
+      <w:r>
+        <w:rPr>
+          <w:rFonts w:ascii="Verdana" w:hAnsi="Verdana"/>
+          <w:b/>
+          <w:bCs/>
+          <w:sz w:val="24"/>
+          <w:szCs w:val="24"/>
+        </w:rPr>
+        <w:t>“Design também comunica.”</w:t>
+      </w:r>
+    </w:p>
+    <w:p>
+      <w:pPr>
+        <w:pStyle w:val="PargrafodaLista"/>
+        <w:numPr>
+          <w:ilvl w:val="0"/>
+          <w:numId w:val="24"/>
+        </w:numPr>
+        <w:shd w:val="clear" w:color="auto" w:fill="FFFFFF"/>
+        <w:spacing w:after="180" w:line="360" w:lineRule="atLeast"/>
+        <w:rPr>
+          <w:rFonts w:ascii="Arial" w:eastAsia="Times New Roman" w:hAnsi="Arial" w:cs="Arial"/>
+          <w:color w:val="0A0A0A"/>
+          <w:kern w:val="0"/>
+          <w:sz w:val="24"/>
+          <w:szCs w:val="24"/>
+          <w:lang w:eastAsia="pt-BR"/>
+          <w14:ligatures w14:val="none"/>
+        </w:rPr>
+      </w:pPr>
+      <w:r>
+        <w:t>A fonte </w:t>
+      </w:r>
+      <w:r>
+        <w:rPr>
+          <w:rStyle w:val="Forte"/>
+          <w:rFonts w:ascii="Arial" w:hAnsi="Arial" w:cs="Arial"/>
+          <w:color w:val="0A0A0A"/>
+          <w:shd w:val="clear" w:color="auto" w:fill="FFFFFF"/>
+        </w:rPr>
+        <w:t>Playfair Display</w:t>
+      </w:r>
+      <w:r>
+        <w:rPr>
+          <w:rFonts w:ascii="Arial" w:hAnsi="Arial" w:cs="Arial"/>
+          <w:color w:val="0A0A0A"/>
+          <w:shd w:val="clear" w:color="auto" w:fill="FFFFFF"/>
+        </w:rPr>
+        <w:t> é amplamente reconhecida no design por transmitir uma sensação de </w:t>
+      </w:r>
+      <w:r>
+        <w:rPr>
+          <w:rStyle w:val="Forte"/>
+          <w:rFonts w:ascii="Arial" w:hAnsi="Arial" w:cs="Arial"/>
+          <w:color w:val="0A0A0A"/>
+          <w:shd w:val="clear" w:color="auto" w:fill="FFFFFF"/>
+        </w:rPr>
+        <w:t>elegância, sofisticação e alto contraste</w:t>
+      </w:r>
+      <w:r>
+        <w:rPr>
+          <w:rFonts w:ascii="Arial" w:hAnsi="Arial" w:cs="Arial"/>
+          <w:color w:val="0A0A0A"/>
+          <w:shd w:val="clear" w:color="auto" w:fill="FFFFFF"/>
+        </w:rPr>
+        <w:t>. Por ser uma fonte serifada do estilo </w:t>
+      </w:r>
+      <w:r>
+        <w:rPr>
+          <w:rStyle w:val="nfase"/>
+          <w:rFonts w:ascii="Arial" w:hAnsi="Arial" w:cs="Arial"/>
+          <w:color w:val="0A0A0A"/>
+          <w:shd w:val="clear" w:color="auto" w:fill="FFFFFF"/>
+        </w:rPr>
+        <w:t>Modern</w:t>
+      </w:r>
+      <w:r>
+        <w:rPr>
+          <w:rFonts w:ascii="Arial" w:hAnsi="Arial" w:cs="Arial"/>
+          <w:color w:val="0A0A0A"/>
+          <w:shd w:val="clear" w:color="auto" w:fill="FFFFFF"/>
+        </w:rPr>
+        <w:t> (ou Didone), ela evoca sofisticação, tradição e luxo, sendo frequentemente comparada a revistas de moda e marcas de luxo</w:t>
+      </w:r>
+    </w:p>
+    <w:p>
+      <w:pPr>
+        <w:pStyle w:val="PargrafodaLista"/>
+        <w:shd w:val="clear" w:color="auto" w:fill="FFFFFF"/>
+        <w:spacing w:after="180" w:line="360" w:lineRule="atLeast"/>
+      </w:pPr>
+    </w:p>
+    <w:p>
+      <w:pPr>
+        <w:pStyle w:val="PargrafodaLista"/>
+        <w:shd w:val="clear" w:color="auto" w:fill="FFFFFF"/>
+        <w:spacing w:after="180" w:line="360" w:lineRule="atLeast"/>
+        <w:rPr>
+          <w:rFonts w:ascii="Arial" w:eastAsia="Times New Roman" w:hAnsi="Arial" w:cs="Arial"/>
+          <w:color w:val="0A0A0A"/>
+          <w:kern w:val="0"/>
+          <w:sz w:val="24"/>
+          <w:szCs w:val="24"/>
+          <w:lang w:eastAsia="pt-BR"/>
+          <w14:ligatures w14:val="none"/>
+        </w:rPr>
+      </w:pPr>
+    </w:p>
+    <w:p>
+      <w:pPr>
+        <w:numPr>
+          <w:ilvl w:val="0"/>
+          <w:numId w:val="24"/>
+        </w:numPr>
+        <w:shd w:val="clear" w:color="auto" w:fill="FFFFFF"/>
+        <w:spacing w:after="180" w:line="360" w:lineRule="atLeast"/>
+        <w:rPr>
+          <w:rFonts w:ascii="Arial" w:eastAsia="Times New Roman" w:hAnsi="Arial" w:cs="Arial"/>
+          <w:color w:val="0A0A0A"/>
+          <w:kern w:val="0"/>
+          <w:sz w:val="24"/>
+          <w:szCs w:val="24"/>
+          <w:lang w:eastAsia="pt-BR"/>
+          <w14:ligatures w14:val="none"/>
+        </w:rPr>
+      </w:pPr>
+      <w:r>
+        <w:rPr>
+          <w:rFonts w:ascii="Arial" w:eastAsia="Times New Roman" w:hAnsi="Arial" w:cs="Arial"/>
+          <w:b/>
+          <w:bCs/>
+          <w:color w:val="0A0A0A"/>
+          <w:kern w:val="0"/>
+          <w:sz w:val="24"/>
+          <w:szCs w:val="24"/>
+          <w:lang w:eastAsia="pt-BR"/>
+          <w14:ligatures w14:val="none"/>
+        </w:rPr>
+        <w:t>Identidade Visual e Logotipos:</w:t>
+      </w:r>
+      <w:r>
+        <w:rPr>
+          <w:rFonts w:ascii="Arial" w:eastAsia="Times New Roman" w:hAnsi="Arial" w:cs="Arial"/>
+          <w:color w:val="0A0A0A"/>
+          <w:kern w:val="0"/>
+          <w:sz w:val="24"/>
+          <w:szCs w:val="24"/>
+          <w:lang w:eastAsia="pt-BR"/>
+          <w14:ligatures w14:val="none"/>
+        </w:rPr>
+        <w:t> Criar marcas únicas, memoráveis e com forte personalidade.</w:t>
+      </w:r>
+    </w:p>
+    <w:p>
+      <w:pPr>
+        <w:numPr>
+          <w:ilvl w:val="0"/>
+          <w:numId w:val="24"/>
+        </w:numPr>
+        <w:shd w:val="clear" w:color="auto" w:fill="FFFFFF"/>
+        <w:spacing w:after="180" w:line="360" w:lineRule="atLeast"/>
+        <w:rPr>
+          <w:rFonts w:ascii="Arial" w:eastAsia="Times New Roman" w:hAnsi="Arial" w:cs="Arial"/>
+          <w:color w:val="0A0A0A"/>
+          <w:kern w:val="0"/>
+          <w:sz w:val="24"/>
+          <w:szCs w:val="24"/>
+          <w:lang w:eastAsia="pt-BR"/>
+          <w14:ligatures w14:val="none"/>
+        </w:rPr>
+      </w:pPr>
+      <w:r>
+        <w:rPr>
+          <w:rFonts w:ascii="Arial" w:eastAsia="Times New Roman" w:hAnsi="Arial" w:cs="Arial"/>
+          <w:b/>
+          <w:bCs/>
+          <w:color w:val="0A0A0A"/>
+          <w:kern w:val="0"/>
+          <w:sz w:val="24"/>
+          <w:szCs w:val="24"/>
+          <w:lang w:eastAsia="pt-BR"/>
+          <w14:ligatures w14:val="none"/>
+        </w:rPr>
+        <w:t>Manchetes e Títulos:</w:t>
+      </w:r>
+      <w:r>
+        <w:rPr>
+          <w:rFonts w:ascii="Arial" w:eastAsia="Times New Roman" w:hAnsi="Arial" w:cs="Arial"/>
+          <w:color w:val="0A0A0A"/>
+          <w:kern w:val="0"/>
+          <w:sz w:val="24"/>
+          <w:szCs w:val="24"/>
+          <w:lang w:eastAsia="pt-BR"/>
+          <w14:ligatures w14:val="none"/>
+        </w:rPr>
+        <w:t> Em revistas, jornais, sites (títulos H1, H2), blogs ou e-books.</w:t>
+      </w:r>
+    </w:p>
+    <w:p>
+      <w:pPr>
+        <w:numPr>
+          <w:ilvl w:val="0"/>
+          <w:numId w:val="24"/>
+        </w:numPr>
+        <w:shd w:val="clear" w:color="auto" w:fill="FFFFFF"/>
+        <w:spacing w:after="180" w:line="360" w:lineRule="atLeast"/>
+        <w:rPr>
+          <w:rFonts w:ascii="Arial" w:eastAsia="Times New Roman" w:hAnsi="Arial" w:cs="Arial"/>
+          <w:color w:val="0A0A0A"/>
+          <w:kern w:val="0"/>
+          <w:sz w:val="24"/>
+          <w:szCs w:val="24"/>
+          <w:lang w:eastAsia="pt-BR"/>
+          <w14:ligatures w14:val="none"/>
+        </w:rPr>
+      </w:pPr>
+      <w:r>
+        <w:rPr>
+          <w:rFonts w:ascii="Arial" w:eastAsia="Times New Roman" w:hAnsi="Arial" w:cs="Arial"/>
+          <w:b/>
+          <w:bCs/>
+          <w:color w:val="0A0A0A"/>
+          <w:kern w:val="0"/>
+          <w:sz w:val="24"/>
+          <w:szCs w:val="24"/>
+          <w:lang w:eastAsia="pt-BR"/>
+          <w14:ligatures w14:val="none"/>
+        </w:rPr>
+        <w:t>Materiais Promocionais e Publicidade:</w:t>
+      </w:r>
+      <w:r>
+        <w:rPr>
+          <w:rFonts w:ascii="Arial" w:eastAsia="Times New Roman" w:hAnsi="Arial" w:cs="Arial"/>
+          <w:color w:val="0A0A0A"/>
+          <w:kern w:val="0"/>
+          <w:sz w:val="24"/>
+          <w:szCs w:val="24"/>
+          <w:lang w:eastAsia="pt-BR"/>
+          <w14:ligatures w14:val="none"/>
+        </w:rPr>
+        <w:t> Cartazes, outdoors, cartazes de eventos, banners físicos ou digitais.</w:t>
+      </w:r>
+    </w:p>
+    <w:p>
+      <w:pPr>
+        <w:numPr>
+          <w:ilvl w:val="0"/>
+          <w:numId w:val="24"/>
+        </w:numPr>
+        <w:shd w:val="clear" w:color="auto" w:fill="FFFFFF"/>
+        <w:spacing w:after="180" w:line="360" w:lineRule="atLeast"/>
+        <w:rPr>
+          <w:rFonts w:ascii="Arial" w:eastAsia="Times New Roman" w:hAnsi="Arial" w:cs="Arial"/>
+          <w:color w:val="0A0A0A"/>
+          <w:kern w:val="0"/>
+          <w:sz w:val="24"/>
+          <w:szCs w:val="24"/>
+          <w:lang w:eastAsia="pt-BR"/>
+          <w14:ligatures w14:val="none"/>
+        </w:rPr>
+      </w:pPr>
+      <w:r>
+        <w:rPr>
+          <w:rFonts w:ascii="Arial" w:eastAsia="Times New Roman" w:hAnsi="Arial" w:cs="Arial"/>
+          <w:b/>
+          <w:bCs/>
+          <w:color w:val="0A0A0A"/>
+          <w:kern w:val="0"/>
+          <w:sz w:val="24"/>
+          <w:szCs w:val="24"/>
+          <w:lang w:eastAsia="pt-BR"/>
+          <w14:ligatures w14:val="none"/>
+        </w:rPr>
+        <w:t>Capas de Livros e Álbuns:</w:t>
+      </w:r>
+      <w:r>
+        <w:rPr>
+          <w:rFonts w:ascii="Arial" w:eastAsia="Times New Roman" w:hAnsi="Arial" w:cs="Arial"/>
+          <w:color w:val="0A0A0A"/>
+          <w:kern w:val="0"/>
+          <w:sz w:val="24"/>
+          <w:szCs w:val="24"/>
+          <w:lang w:eastAsia="pt-BR"/>
+          <w14:ligatures w14:val="none"/>
+        </w:rPr>
+        <w:t> Projetos que exigem uma atmosfera temática ou artística.</w:t>
+      </w:r>
+    </w:p>
+    <w:p>
+      <w:pPr>
+        <w:shd w:val="clear" w:color="auto" w:fill="FFFFFF"/>
+        <w:spacing w:after="180" w:line="360" w:lineRule="atLeast"/>
+        <w:ind w:left="720"/>
+        <w:rPr>
+          <w:rFonts w:ascii="Arial" w:eastAsia="Times New Roman" w:hAnsi="Arial" w:cs="Arial"/>
+          <w:color w:val="0A0A0A"/>
+          <w:kern w:val="0"/>
+          <w:sz w:val="24"/>
+          <w:szCs w:val="24"/>
+          <w:lang w:eastAsia="pt-BR"/>
+          <w14:ligatures w14:val="none"/>
+        </w:rPr>
+      </w:pPr>
       <w:bookmarkStart w:id="0" w:name="_GoBack"/>
       <w:bookmarkEnd w:id="0"/>
+    </w:p>
+    <w:p>
+      <w:pPr>
+        <w:shd w:val="clear" w:color="auto" w:fill="FFFFFF"/>
+        <w:spacing w:after="180" w:line="360" w:lineRule="atLeast"/>
+        <w:rPr>
+          <w:rFonts w:ascii="Arial" w:eastAsia="Times New Roman" w:hAnsi="Arial" w:cs="Arial"/>
+          <w:color w:val="0A0A0A"/>
+          <w:kern w:val="0"/>
+          <w:sz w:val="24"/>
+          <w:szCs w:val="24"/>
+          <w:lang w:eastAsia="pt-BR"/>
+          <w14:ligatures w14:val="none"/>
+        </w:rPr>
+      </w:pPr>
+    </w:p>
+    <w:p>
+      <w:pPr>
+        <w:numPr>
+          <w:ilvl w:val="0"/>
+          <w:numId w:val="24"/>
+        </w:numPr>
+        <w:shd w:val="clear" w:color="auto" w:fill="FFFFFF"/>
+        <w:spacing w:after="180" w:line="360" w:lineRule="atLeast"/>
+        <w:rPr>
+          <w:rFonts w:ascii="Arial" w:eastAsia="Times New Roman" w:hAnsi="Arial" w:cs="Arial"/>
+          <w:color w:val="0A0A0A"/>
+          <w:kern w:val="0"/>
+          <w:sz w:val="24"/>
+          <w:szCs w:val="24"/>
+          <w:lang w:eastAsia="pt-BR"/>
+          <w14:ligatures w14:val="none"/>
+        </w:rPr>
+      </w:pPr>
+      <w:r>
+        <w:rPr>
+          <w:rFonts w:ascii="Arial" w:eastAsia="Times New Roman" w:hAnsi="Arial" w:cs="Arial"/>
+          <w:b/>
+          <w:bCs/>
+          <w:color w:val="0A0A0A"/>
+          <w:kern w:val="0"/>
+          <w:sz w:val="24"/>
+          <w:szCs w:val="24"/>
+          <w:lang w:eastAsia="pt-BR"/>
+          <w14:ligatures w14:val="none"/>
+        </w:rPr>
+        <w:t>Fofocas e boatos:</w:t>
+      </w:r>
+      <w:r>
+        <w:rPr>
+          <w:rFonts w:ascii="Arial" w:eastAsia="Times New Roman" w:hAnsi="Arial" w:cs="Arial"/>
+          <w:color w:val="0A0A0A"/>
+          <w:kern w:val="0"/>
+          <w:sz w:val="24"/>
+          <w:szCs w:val="24"/>
+          <w:lang w:eastAsia="pt-BR"/>
+          <w14:ligatures w14:val="none"/>
+        </w:rPr>
+        <w:t> Espalhar informações não verificadas sobre colegas.</w:t>
+      </w:r>
+    </w:p>
+    <w:p>
+      <w:pPr>
+        <w:numPr>
+          <w:ilvl w:val="0"/>
+          <w:numId w:val="24"/>
+        </w:numPr>
+        <w:shd w:val="clear" w:color="auto" w:fill="FFFFFF"/>
+        <w:spacing w:after="180" w:line="360" w:lineRule="atLeast"/>
+        <w:rPr>
+          <w:rFonts w:ascii="Arial" w:eastAsia="Times New Roman" w:hAnsi="Arial" w:cs="Arial"/>
+          <w:color w:val="0A0A0A"/>
+          <w:kern w:val="0"/>
+          <w:sz w:val="24"/>
+          <w:szCs w:val="24"/>
+          <w:lang w:eastAsia="pt-BR"/>
+          <w14:ligatures w14:val="none"/>
+        </w:rPr>
+      </w:pPr>
+      <w:r>
+        <w:rPr>
+          <w:rFonts w:ascii="Arial" w:eastAsia="Times New Roman" w:hAnsi="Arial" w:cs="Arial"/>
+          <w:b/>
+          <w:bCs/>
+          <w:color w:val="0A0A0A"/>
+          <w:kern w:val="0"/>
+          <w:sz w:val="24"/>
+          <w:szCs w:val="24"/>
+          <w:lang w:eastAsia="pt-BR"/>
+          <w14:ligatures w14:val="none"/>
+        </w:rPr>
+        <w:t>Falta de pontualidade:</w:t>
+      </w:r>
+      <w:r>
+        <w:rPr>
+          <w:rFonts w:ascii="Arial" w:eastAsia="Times New Roman" w:hAnsi="Arial" w:cs="Arial"/>
+          <w:color w:val="0A0A0A"/>
+          <w:kern w:val="0"/>
+          <w:sz w:val="24"/>
+          <w:szCs w:val="24"/>
+          <w:lang w:eastAsia="pt-BR"/>
+          <w14:ligatures w14:val="none"/>
+        </w:rPr>
+        <w:t> Atrasos frequentes em reuniões ou no horário de trabalho.</w:t>
+      </w:r>
+    </w:p>
+    <w:p>
+      <w:pPr>
+        <w:numPr>
+          <w:ilvl w:val="0"/>
+          <w:numId w:val="24"/>
+        </w:numPr>
+        <w:shd w:val="clear" w:color="auto" w:fill="FFFFFF"/>
+        <w:spacing w:after="180" w:line="360" w:lineRule="atLeast"/>
+        <w:rPr>
+          <w:rFonts w:ascii="Arial" w:eastAsia="Times New Roman" w:hAnsi="Arial" w:cs="Arial"/>
+          <w:color w:val="0A0A0A"/>
+          <w:kern w:val="0"/>
+          <w:sz w:val="24"/>
+          <w:szCs w:val="24"/>
+          <w:lang w:eastAsia="pt-BR"/>
+          <w14:ligatures w14:val="none"/>
+        </w:rPr>
+      </w:pPr>
+      <w:r>
+        <w:rPr>
+          <w:rFonts w:ascii="Arial" w:eastAsia="Times New Roman" w:hAnsi="Arial" w:cs="Arial"/>
+          <w:b/>
+          <w:bCs/>
+          <w:color w:val="0A0A0A"/>
+          <w:kern w:val="0"/>
+          <w:sz w:val="24"/>
+          <w:szCs w:val="24"/>
+          <w:lang w:eastAsia="pt-BR"/>
+          <w14:ligatures w14:val="none"/>
+        </w:rPr>
+        <w:lastRenderedPageBreak/>
+        <w:t>Críticas em público:</w:t>
+      </w:r>
+      <w:r>
+        <w:rPr>
+          <w:rFonts w:ascii="Arial" w:eastAsia="Times New Roman" w:hAnsi="Arial" w:cs="Arial"/>
+          <w:color w:val="0A0A0A"/>
+          <w:kern w:val="0"/>
+          <w:sz w:val="24"/>
+          <w:szCs w:val="24"/>
+          <w:lang w:eastAsia="pt-BR"/>
+          <w14:ligatures w14:val="none"/>
+        </w:rPr>
+        <w:t> Repreender um colega ou subordinado na frente de outros (o correto é dar feedback em particular).</w:t>
+      </w:r>
+    </w:p>
+    <w:p>
+      <w:pPr>
+        <w:numPr>
+          <w:ilvl w:val="0"/>
+          <w:numId w:val="24"/>
+        </w:numPr>
+        <w:shd w:val="clear" w:color="auto" w:fill="FFFFFF"/>
+        <w:spacing w:after="180" w:line="360" w:lineRule="atLeast"/>
+        <w:rPr>
+          <w:rFonts w:ascii="Arial" w:eastAsia="Times New Roman" w:hAnsi="Arial" w:cs="Arial"/>
+          <w:color w:val="0A0A0A"/>
+          <w:kern w:val="0"/>
+          <w:sz w:val="24"/>
+          <w:szCs w:val="24"/>
+          <w:lang w:eastAsia="pt-BR"/>
+          <w14:ligatures w14:val="none"/>
+        </w:rPr>
+      </w:pPr>
+      <w:r>
+        <w:rPr>
+          <w:rFonts w:ascii="Arial" w:eastAsia="Times New Roman" w:hAnsi="Arial" w:cs="Arial"/>
+          <w:b/>
+          <w:bCs/>
+          <w:color w:val="0A0A0A"/>
+          <w:kern w:val="0"/>
+          <w:sz w:val="24"/>
+          <w:szCs w:val="24"/>
+          <w:lang w:eastAsia="pt-BR"/>
+          <w14:ligatures w14:val="none"/>
+        </w:rPr>
+        <w:t>Comunicação grosseira:</w:t>
+      </w:r>
+      <w:r>
+        <w:rPr>
+          <w:rFonts w:ascii="Arial" w:eastAsia="Times New Roman" w:hAnsi="Arial" w:cs="Arial"/>
+          <w:color w:val="0A0A0A"/>
+          <w:kern w:val="0"/>
+          <w:sz w:val="24"/>
+          <w:szCs w:val="24"/>
+          <w:lang w:eastAsia="pt-BR"/>
+          <w14:ligatures w14:val="none"/>
+        </w:rPr>
+        <w:t> Falta de educação, respeito ou polidez.</w:t>
+      </w:r>
+    </w:p>
+    <w:p>
+      <w:pPr>
+        <w:numPr>
+          <w:ilvl w:val="0"/>
+          <w:numId w:val="24"/>
+        </w:numPr>
+        <w:shd w:val="clear" w:color="auto" w:fill="FFFFFF"/>
+        <w:spacing w:after="180" w:line="360" w:lineRule="atLeast"/>
+        <w:rPr>
+          <w:rFonts w:ascii="Arial" w:eastAsia="Times New Roman" w:hAnsi="Arial" w:cs="Arial"/>
+          <w:color w:val="0A0A0A"/>
+          <w:kern w:val="0"/>
+          <w:sz w:val="24"/>
+          <w:szCs w:val="24"/>
+          <w:lang w:eastAsia="pt-BR"/>
+          <w14:ligatures w14:val="none"/>
+        </w:rPr>
+      </w:pPr>
+      <w:r>
+        <w:rPr>
+          <w:rFonts w:ascii="Arial" w:eastAsia="Times New Roman" w:hAnsi="Arial" w:cs="Arial"/>
+          <w:b/>
+          <w:bCs/>
+          <w:color w:val="0A0A0A"/>
+          <w:kern w:val="0"/>
+          <w:sz w:val="24"/>
+          <w:szCs w:val="24"/>
+          <w:lang w:eastAsia="pt-BR"/>
+          <w14:ligatures w14:val="none"/>
+        </w:rPr>
+        <w:t>Utilizar materiais de colegas:</w:t>
+      </w:r>
+      <w:r>
+        <w:rPr>
+          <w:rFonts w:ascii="Arial" w:eastAsia="Times New Roman" w:hAnsi="Arial" w:cs="Arial"/>
+          <w:color w:val="0A0A0A"/>
+          <w:kern w:val="0"/>
+          <w:sz w:val="24"/>
+          <w:szCs w:val="24"/>
+          <w:lang w:eastAsia="pt-BR"/>
+          <w14:ligatures w14:val="none"/>
+        </w:rPr>
+        <w:t> Pegar objetos de trabalho alheios sem permissão.</w:t>
+      </w:r>
+    </w:p>
+    <w:p>
+      <w:pPr>
+        <w:pStyle w:val="PargrafodaLista"/>
+        <w:shd w:val="clear" w:color="auto" w:fill="FFFFFF"/>
+        <w:spacing w:after="180" w:line="360" w:lineRule="atLeast"/>
+        <w:rPr>
+          <w:rFonts w:ascii="Arial" w:eastAsia="Times New Roman" w:hAnsi="Arial" w:cs="Arial"/>
+          <w:color w:val="0A0A0A"/>
+          <w:kern w:val="0"/>
+          <w:sz w:val="24"/>
+          <w:szCs w:val="24"/>
+          <w:lang w:eastAsia="pt-BR"/>
+          <w14:ligatures w14:val="none"/>
+        </w:rPr>
+      </w:pPr>
+    </w:p>
+    <w:p>
+      <w:pPr>
+        <w:shd w:val="clear" w:color="auto" w:fill="FFFFFF"/>
+        <w:spacing w:after="180" w:line="360" w:lineRule="atLeast"/>
+        <w:rPr>
+          <w:rFonts w:ascii="Arial" w:eastAsia="Times New Roman" w:hAnsi="Arial" w:cs="Arial"/>
+          <w:color w:val="0A0A0A"/>
+          <w:kern w:val="0"/>
+          <w:sz w:val="24"/>
+          <w:szCs w:val="24"/>
+          <w:lang w:eastAsia="pt-BR"/>
+          <w14:ligatures w14:val="none"/>
+        </w:rPr>
+      </w:pPr>
+    </w:p>
+    <w:p>
+      <w:pPr>
+        <w:shd w:val="clear" w:color="auto" w:fill="FFFFFF"/>
+        <w:spacing w:after="180" w:line="360" w:lineRule="atLeast"/>
+        <w:ind w:left="720"/>
+        <w:rPr>
+          <w:rStyle w:val="Forte"/>
+          <w:rFonts w:ascii="Arial" w:eastAsia="Times New Roman" w:hAnsi="Arial" w:cs="Arial"/>
+          <w:b w:val="0"/>
+          <w:bCs w:val="0"/>
+          <w:color w:val="0A0A0A"/>
+          <w:kern w:val="0"/>
+          <w:sz w:val="24"/>
+          <w:szCs w:val="24"/>
+          <w:lang w:eastAsia="pt-BR"/>
+          <w14:ligatures w14:val="none"/>
+        </w:rPr>
+      </w:pPr>
+    </w:p>
+    <w:p>
+      <w:pPr>
+        <w:rPr>
+          <w:sz w:val="24"/>
+          <w:szCs w:val="24"/>
+        </w:rPr>
+      </w:pPr>
+      <w:r>
+        <w:rPr>
+          <w:sz w:val="24"/>
+          <w:szCs w:val="24"/>
+        </w:rPr>
+        <w:t xml:space="preserve"> </w:t>
+      </w:r>
+      <w:r>
+        <w:rPr>
+          <w:sz w:val="24"/>
+          <w:szCs w:val="24"/>
+        </w:rPr>
+        <w:t xml:space="preserve">             </w:t>
+      </w:r>
     </w:p>
     <w:p>
       <w:r>
@@ -2776,6 +4005,155 @@
     </w:lvl>
   </w:abstractNum>
   <w:abstractNum w:abstractNumId="3" w15:restartNumberingAfterBreak="0">
+    <w:nsid w:val="07FA2409"/>
+    <w:multiLevelType w:val="multilevel"/>
+    <w:tmpl w:val="4F6A166E"/>
+    <w:lvl w:ilvl="0">
+      <w:start w:val="1"/>
+      <w:numFmt w:val="bullet"/>
+      <w:lvlText w:val=""/>
+      <w:lvlJc w:val="left"/>
+      <w:pPr>
+        <w:tabs>
+          <w:tab w:val="num" w:pos="720"/>
+        </w:tabs>
+        <w:ind w:left="720" w:hanging="360"/>
+      </w:pPr>
+      <w:rPr>
+        <w:rFonts w:ascii="Symbol" w:hAnsi="Symbol" w:hint="default"/>
+        <w:sz w:val="20"/>
+      </w:rPr>
+    </w:lvl>
+    <w:lvl w:ilvl="1" w:tentative="1">
+      <w:start w:val="1"/>
+      <w:numFmt w:val="bullet"/>
+      <w:lvlText w:val="o"/>
+      <w:lvlJc w:val="left"/>
+      <w:pPr>
+        <w:tabs>
+          <w:tab w:val="num" w:pos="1440"/>
+        </w:tabs>
+        <w:ind w:left="1440" w:hanging="360"/>
+      </w:pPr>
+      <w:rPr>
+        <w:rFonts w:ascii="Courier New" w:hAnsi="Courier New" w:hint="default"/>
+        <w:sz w:val="20"/>
+      </w:rPr>
+    </w:lvl>
+    <w:lvl w:ilvl="2" w:tentative="1">
+      <w:start w:val="1"/>
+      <w:numFmt w:val="bullet"/>
+      <w:lvlText w:val=""/>
+      <w:lvlJc w:val="left"/>
+      <w:pPr>
+        <w:tabs>
+          <w:tab w:val="num" w:pos="2160"/>
+        </w:tabs>
+        <w:ind w:left="2160" w:hanging="360"/>
+      </w:pPr>
+      <w:rPr>
+        <w:rFonts w:ascii="Wingdings" w:hAnsi="Wingdings" w:hint="default"/>
+        <w:sz w:val="20"/>
+      </w:rPr>
+    </w:lvl>
+    <w:lvl w:ilvl="3" w:tentative="1">
+      <w:start w:val="1"/>
+      <w:numFmt w:val="bullet"/>
+      <w:lvlText w:val=""/>
+      <w:lvlJc w:val="left"/>
+      <w:pPr>
+        <w:tabs>
+          <w:tab w:val="num" w:pos="2880"/>
+        </w:tabs>
+        <w:ind w:left="2880" w:hanging="360"/>
+      </w:pPr>
+      <w:rPr>
+        <w:rFonts w:ascii="Wingdings" w:hAnsi="Wingdings" w:hint="default"/>
+        <w:sz w:val="20"/>
+      </w:rPr>
+    </w:lvl>
+    <w:lvl w:ilvl="4" w:tentative="1">
+      <w:start w:val="1"/>
+      <w:numFmt w:val="bullet"/>
+      <w:lvlText w:val=""/>
+      <w:lvlJc w:val="left"/>
+      <w:pPr>
+        <w:tabs>
+          <w:tab w:val="num" w:pos="3600"/>
+        </w:tabs>
+        <w:ind w:left="3600" w:hanging="360"/>
+      </w:pPr>
+      <w:rPr>
+        <w:rFonts w:ascii="Wingdings" w:hAnsi="Wingdings" w:hint="default"/>
+        <w:sz w:val="20"/>
+      </w:rPr>
+    </w:lvl>
+    <w:lvl w:ilvl="5" w:tentative="1">
+      <w:start w:val="1"/>
+      <w:numFmt w:val="bullet"/>
+      <w:lvlText w:val=""/>
+      <w:lvlJc w:val="left"/>
+      <w:pPr>
+        <w:tabs>
+          <w:tab w:val="num" w:pos="4320"/>
+        </w:tabs>
+        <w:ind w:left="4320" w:hanging="360"/>
+      </w:pPr>
+      <w:rPr>
+        <w:rFonts w:ascii="Wingdings" w:hAnsi="Wingdings" w:hint="default"/>
+        <w:sz w:val="20"/>
+      </w:rPr>
+    </w:lvl>
+    <w:lvl w:ilvl="6" w:tentative="1">
+      <w:start w:val="1"/>
+      <w:numFmt w:val="bullet"/>
+      <w:lvlText w:val=""/>
+      <w:lvlJc w:val="left"/>
+      <w:pPr>
+        <w:tabs>
+          <w:tab w:val="num" w:pos="5040"/>
+        </w:tabs>
+        <w:ind w:left="5040" w:hanging="360"/>
+      </w:pPr>
+      <w:rPr>
+        <w:rFonts w:ascii="Wingdings" w:hAnsi="Wingdings" w:hint="default"/>
+        <w:sz w:val="20"/>
+      </w:rPr>
+    </w:lvl>
+    <w:lvl w:ilvl="7" w:tentative="1">
+      <w:start w:val="1"/>
+      <w:numFmt w:val="bullet"/>
+      <w:lvlText w:val=""/>
+      <w:lvlJc w:val="left"/>
+      <w:pPr>
+        <w:tabs>
+          <w:tab w:val="num" w:pos="5760"/>
+        </w:tabs>
+        <w:ind w:left="5760" w:hanging="360"/>
+      </w:pPr>
+      <w:rPr>
+        <w:rFonts w:ascii="Wingdings" w:hAnsi="Wingdings" w:hint="default"/>
+        <w:sz w:val="20"/>
+      </w:rPr>
+    </w:lvl>
+    <w:lvl w:ilvl="8" w:tentative="1">
+      <w:start w:val="1"/>
+      <w:numFmt w:val="bullet"/>
+      <w:lvlText w:val=""/>
+      <w:lvlJc w:val="left"/>
+      <w:pPr>
+        <w:tabs>
+          <w:tab w:val="num" w:pos="6480"/>
+        </w:tabs>
+        <w:ind w:left="6480" w:hanging="360"/>
+      </w:pPr>
+      <w:rPr>
+        <w:rFonts w:ascii="Wingdings" w:hAnsi="Wingdings" w:hint="default"/>
+        <w:sz w:val="20"/>
+      </w:rPr>
+    </w:lvl>
+  </w:abstractNum>
+  <w:abstractNum w:abstractNumId="4" w15:restartNumberingAfterBreak="0">
     <w:nsid w:val="088915E6"/>
     <w:multiLevelType w:val="multilevel"/>
     <w:tmpl w:val="9CF267B4"/>
@@ -2924,7 +4302,7 @@
       </w:rPr>
     </w:lvl>
   </w:abstractNum>
-  <w:abstractNum w:abstractNumId="4" w15:restartNumberingAfterBreak="0">
+  <w:abstractNum w:abstractNumId="5" w15:restartNumberingAfterBreak="0">
     <w:nsid w:val="0EAC0546"/>
     <w:multiLevelType w:val="multilevel"/>
     <w:tmpl w:val="0DC20874"/>
@@ -3073,7 +4451,7 @@
       </w:rPr>
     </w:lvl>
   </w:abstractNum>
-  <w:abstractNum w:abstractNumId="5" w15:restartNumberingAfterBreak="0">
+  <w:abstractNum w:abstractNumId="6" w15:restartNumberingAfterBreak="0">
     <w:nsid w:val="14AE7A4F"/>
     <w:multiLevelType w:val="multilevel"/>
     <w:tmpl w:val="FF6EC754"/>
@@ -3222,7 +4600,7 @@
       </w:rPr>
     </w:lvl>
   </w:abstractNum>
-  <w:abstractNum w:abstractNumId="6" w15:restartNumberingAfterBreak="0">
+  <w:abstractNum w:abstractNumId="7" w15:restartNumberingAfterBreak="0">
     <w:nsid w:val="19300A27"/>
     <w:multiLevelType w:val="multilevel"/>
     <w:tmpl w:val="376A4076"/>
@@ -3371,7 +4749,7 @@
       </w:rPr>
     </w:lvl>
   </w:abstractNum>
-  <w:abstractNum w:abstractNumId="7" w15:restartNumberingAfterBreak="0">
+  <w:abstractNum w:abstractNumId="8" w15:restartNumberingAfterBreak="0">
     <w:nsid w:val="1962750A"/>
     <w:multiLevelType w:val="multilevel"/>
     <w:tmpl w:val="ADBA2848"/>
@@ -3484,7 +4862,7 @@
       </w:pPr>
     </w:lvl>
   </w:abstractNum>
-  <w:abstractNum w:abstractNumId="8" w15:restartNumberingAfterBreak="0">
+  <w:abstractNum w:abstractNumId="9" w15:restartNumberingAfterBreak="0">
     <w:nsid w:val="1CB9275A"/>
     <w:multiLevelType w:val="multilevel"/>
     <w:tmpl w:val="ADA624FC"/>
@@ -3633,10 +5011,10 @@
       </w:rPr>
     </w:lvl>
   </w:abstractNum>
-  <w:abstractNum w:abstractNumId="9" w15:restartNumberingAfterBreak="0">
+  <w:abstractNum w:abstractNumId="10" w15:restartNumberingAfterBreak="0">
     <w:nsid w:val="20BA3DD0"/>
     <w:multiLevelType w:val="hybridMultilevel"/>
-    <w:tmpl w:val="572A4EF4"/>
+    <w:tmpl w:val="8F0C25AC"/>
     <w:lvl w:ilvl="0" w:tplc="04160001">
       <w:start w:val="1"/>
       <w:numFmt w:val="bullet"/>
@@ -3746,7 +5124,7 @@
       </w:rPr>
     </w:lvl>
   </w:abstractNum>
-  <w:abstractNum w:abstractNumId="10" w15:restartNumberingAfterBreak="0">
+  <w:abstractNum w:abstractNumId="11" w15:restartNumberingAfterBreak="0">
     <w:nsid w:val="23DB4EC4"/>
     <w:multiLevelType w:val="multilevel"/>
     <w:tmpl w:val="D0389368"/>
@@ -3895,7 +5273,7 @@
       </w:rPr>
     </w:lvl>
   </w:abstractNum>
-  <w:abstractNum w:abstractNumId="11" w15:restartNumberingAfterBreak="0">
+  <w:abstractNum w:abstractNumId="12" w15:restartNumberingAfterBreak="0">
     <w:nsid w:val="250908B5"/>
     <w:multiLevelType w:val="multilevel"/>
     <w:tmpl w:val="4B0A3D8C"/>
@@ -4044,7 +5422,7 @@
       </w:rPr>
     </w:lvl>
   </w:abstractNum>
-  <w:abstractNum w:abstractNumId="12" w15:restartNumberingAfterBreak="0">
+  <w:abstractNum w:abstractNumId="13" w15:restartNumberingAfterBreak="0">
     <w:nsid w:val="37BB3C95"/>
     <w:multiLevelType w:val="multilevel"/>
     <w:tmpl w:val="CF629986"/>
@@ -4193,7 +5571,7 @@
       </w:rPr>
     </w:lvl>
   </w:abstractNum>
-  <w:abstractNum w:abstractNumId="13" w15:restartNumberingAfterBreak="0">
+  <w:abstractNum w:abstractNumId="14" w15:restartNumberingAfterBreak="0">
     <w:nsid w:val="38AB2974"/>
     <w:multiLevelType w:val="multilevel"/>
     <w:tmpl w:val="E30850DC"/>
@@ -4342,7 +5720,7 @@
       </w:rPr>
     </w:lvl>
   </w:abstractNum>
-  <w:abstractNum w:abstractNumId="14" w15:restartNumberingAfterBreak="0">
+  <w:abstractNum w:abstractNumId="15" w15:restartNumberingAfterBreak="0">
     <w:nsid w:val="3B9205F7"/>
     <w:multiLevelType w:val="multilevel"/>
     <w:tmpl w:val="EB36299C"/>
@@ -4491,7 +5869,156 @@
       </w:rPr>
     </w:lvl>
   </w:abstractNum>
-  <w:abstractNum w:abstractNumId="15" w15:restartNumberingAfterBreak="0">
+  <w:abstractNum w:abstractNumId="16" w15:restartNumberingAfterBreak="0">
+    <w:nsid w:val="43D50EC2"/>
+    <w:multiLevelType w:val="multilevel"/>
+    <w:tmpl w:val="ADE832E4"/>
+    <w:lvl w:ilvl="0">
+      <w:start w:val="1"/>
+      <w:numFmt w:val="bullet"/>
+      <w:lvlText w:val=""/>
+      <w:lvlJc w:val="left"/>
+      <w:pPr>
+        <w:tabs>
+          <w:tab w:val="num" w:pos="720"/>
+        </w:tabs>
+        <w:ind w:left="720" w:hanging="360"/>
+      </w:pPr>
+      <w:rPr>
+        <w:rFonts w:ascii="Symbol" w:hAnsi="Symbol" w:hint="default"/>
+        <w:sz w:val="20"/>
+      </w:rPr>
+    </w:lvl>
+    <w:lvl w:ilvl="1" w:tentative="1">
+      <w:start w:val="1"/>
+      <w:numFmt w:val="bullet"/>
+      <w:lvlText w:val="o"/>
+      <w:lvlJc w:val="left"/>
+      <w:pPr>
+        <w:tabs>
+          <w:tab w:val="num" w:pos="1440"/>
+        </w:tabs>
+        <w:ind w:left="1440" w:hanging="360"/>
+      </w:pPr>
+      <w:rPr>
+        <w:rFonts w:ascii="Courier New" w:hAnsi="Courier New" w:hint="default"/>
+        <w:sz w:val="20"/>
+      </w:rPr>
+    </w:lvl>
+    <w:lvl w:ilvl="2" w:tentative="1">
+      <w:start w:val="1"/>
+      <w:numFmt w:val="bullet"/>
+      <w:lvlText w:val=""/>
+      <w:lvlJc w:val="left"/>
+      <w:pPr>
+        <w:tabs>
+          <w:tab w:val="num" w:pos="2160"/>
+        </w:tabs>
+        <w:ind w:left="2160" w:hanging="360"/>
+      </w:pPr>
+      <w:rPr>
+        <w:rFonts w:ascii="Wingdings" w:hAnsi="Wingdings" w:hint="default"/>
+        <w:sz w:val="20"/>
+      </w:rPr>
+    </w:lvl>
+    <w:lvl w:ilvl="3" w:tentative="1">
+      <w:start w:val="1"/>
+      <w:numFmt w:val="bullet"/>
+      <w:lvlText w:val=""/>
+      <w:lvlJc w:val="left"/>
+      <w:pPr>
+        <w:tabs>
+          <w:tab w:val="num" w:pos="2880"/>
+        </w:tabs>
+        <w:ind w:left="2880" w:hanging="360"/>
+      </w:pPr>
+      <w:rPr>
+        <w:rFonts w:ascii="Wingdings" w:hAnsi="Wingdings" w:hint="default"/>
+        <w:sz w:val="20"/>
+      </w:rPr>
+    </w:lvl>
+    <w:lvl w:ilvl="4" w:tentative="1">
+      <w:start w:val="1"/>
+      <w:numFmt w:val="bullet"/>
+      <w:lvlText w:val=""/>
+      <w:lvlJc w:val="left"/>
+      <w:pPr>
+        <w:tabs>
+          <w:tab w:val="num" w:pos="3600"/>
+        </w:tabs>
+        <w:ind w:left="3600" w:hanging="360"/>
+      </w:pPr>
+      <w:rPr>
+        <w:rFonts w:ascii="Wingdings" w:hAnsi="Wingdings" w:hint="default"/>
+        <w:sz w:val="20"/>
+      </w:rPr>
+    </w:lvl>
+    <w:lvl w:ilvl="5" w:tentative="1">
+      <w:start w:val="1"/>
+      <w:numFmt w:val="bullet"/>
+      <w:lvlText w:val=""/>
+      <w:lvlJc w:val="left"/>
+      <w:pPr>
+        <w:tabs>
+          <w:tab w:val="num" w:pos="4320"/>
+        </w:tabs>
+        <w:ind w:left="4320" w:hanging="360"/>
+      </w:pPr>
+      <w:rPr>
+        <w:rFonts w:ascii="Wingdings" w:hAnsi="Wingdings" w:hint="default"/>
+        <w:sz w:val="20"/>
+      </w:rPr>
+    </w:lvl>
+    <w:lvl w:ilvl="6" w:tentative="1">
+      <w:start w:val="1"/>
+      <w:numFmt w:val="bullet"/>
+      <w:lvlText w:val=""/>
+      <w:lvlJc w:val="left"/>
+      <w:pPr>
+        <w:tabs>
+          <w:tab w:val="num" w:pos="5040"/>
+        </w:tabs>
+        <w:ind w:left="5040" w:hanging="360"/>
+      </w:pPr>
+      <w:rPr>
+        <w:rFonts w:ascii="Wingdings" w:hAnsi="Wingdings" w:hint="default"/>
+        <w:sz w:val="20"/>
+      </w:rPr>
+    </w:lvl>
+    <w:lvl w:ilvl="7" w:tentative="1">
+      <w:start w:val="1"/>
+      <w:numFmt w:val="bullet"/>
+      <w:lvlText w:val=""/>
+      <w:lvlJc w:val="left"/>
+      <w:pPr>
+        <w:tabs>
+          <w:tab w:val="num" w:pos="5760"/>
+        </w:tabs>
+        <w:ind w:left="5760" w:hanging="360"/>
+      </w:pPr>
+      <w:rPr>
+        <w:rFonts w:ascii="Wingdings" w:hAnsi="Wingdings" w:hint="default"/>
+        <w:sz w:val="20"/>
+      </w:rPr>
+    </w:lvl>
+    <w:lvl w:ilvl="8" w:tentative="1">
+      <w:start w:val="1"/>
+      <w:numFmt w:val="bullet"/>
+      <w:lvlText w:val=""/>
+      <w:lvlJc w:val="left"/>
+      <w:pPr>
+        <w:tabs>
+          <w:tab w:val="num" w:pos="6480"/>
+        </w:tabs>
+        <w:ind w:left="6480" w:hanging="360"/>
+      </w:pPr>
+      <w:rPr>
+        <w:rFonts w:ascii="Wingdings" w:hAnsi="Wingdings" w:hint="default"/>
+        <w:sz w:val="20"/>
+      </w:rPr>
+    </w:lvl>
+  </w:abstractNum>
+  <w:abstractNum w:abstractNumId="17" w15:restartNumberingAfterBreak="0">
     <w:nsid w:val="46934A61"/>
     <w:multiLevelType w:val="multilevel"/>
     <w:tmpl w:val="415A6DCC"/>
@@ -4604,7 +6131,120 @@
       </w:pPr>
     </w:lvl>
   </w:abstractNum>
-  <w:abstractNum w:abstractNumId="16" w15:restartNumberingAfterBreak="0">
+  <w:abstractNum w:abstractNumId="18" w15:restartNumberingAfterBreak="0">
+    <w:nsid w:val="538C7A23"/>
+    <w:multiLevelType w:val="hybridMultilevel"/>
+    <w:tmpl w:val="BE149F82"/>
+    <w:lvl w:ilvl="0" w:tplc="04160001">
+      <w:start w:val="1"/>
+      <w:numFmt w:val="bullet"/>
+      <w:lvlText w:val=""/>
+      <w:lvlJc w:val="left"/>
+      <w:pPr>
+        <w:ind w:left="720" w:hanging="360"/>
+      </w:pPr>
+      <w:rPr>
+        <w:rFonts w:ascii="Symbol" w:hAnsi="Symbol" w:hint="default"/>
+      </w:rPr>
+    </w:lvl>
+    <w:lvl w:ilvl="1" w:tplc="04160003" w:tentative="1">
+      <w:start w:val="1"/>
+      <w:numFmt w:val="bullet"/>
+      <w:lvlText w:val="o"/>
+      <w:lvlJc w:val="left"/>
+      <w:pPr>
+        <w:ind w:left="1440" w:hanging="360"/>
+      </w:pPr>
+      <w:rPr>
+        <w:rFonts w:ascii="Courier New" w:hAnsi="Courier New" w:cs="Courier New" w:hint="default"/>
+      </w:rPr>
+    </w:lvl>
+    <w:lvl w:ilvl="2" w:tplc="04160005" w:tentative="1">
+      <w:start w:val="1"/>
+      <w:numFmt w:val="bullet"/>
+      <w:lvlText w:val=""/>
+      <w:lvlJc w:val="left"/>
+      <w:pPr>
+        <w:ind w:left="2160" w:hanging="360"/>
+      </w:pPr>
+      <w:rPr>
+        <w:rFonts w:ascii="Wingdings" w:hAnsi="Wingdings" w:hint="default"/>
+      </w:rPr>
+    </w:lvl>
+    <w:lvl w:ilvl="3" w:tplc="04160001" w:tentative="1">
+      <w:start w:val="1"/>
+      <w:numFmt w:val="bullet"/>
+      <w:lvlText w:val=""/>
+      <w:lvlJc w:val="left"/>
+      <w:pPr>
+        <w:ind w:left="2880" w:hanging="360"/>
+      </w:pPr>
+      <w:rPr>
+        <w:rFonts w:ascii="Symbol" w:hAnsi="Symbol" w:hint="default"/>
+      </w:rPr>
+    </w:lvl>
+    <w:lvl w:ilvl="4" w:tplc="04160003" w:tentative="1">
+      <w:start w:val="1"/>
+      <w:numFmt w:val="bullet"/>
+      <w:lvlText w:val="o"/>
+      <w:lvlJc w:val="left"/>
+      <w:pPr>
+        <w:ind w:left="3600" w:hanging="360"/>
+      </w:pPr>
+      <w:rPr>
+        <w:rFonts w:ascii="Courier New" w:hAnsi="Courier New" w:cs="Courier New" w:hint="default"/>
+      </w:rPr>
+    </w:lvl>
+    <w:lvl w:ilvl="5" w:tplc="04160005" w:tentative="1">
+      <w:start w:val="1"/>
+      <w:numFmt w:val="bullet"/>
+      <w:lvlText w:val=""/>
+      <w:lvlJc w:val="left"/>
+      <w:pPr>
+        <w:ind w:left="4320" w:hanging="360"/>
+      </w:pPr>
+      <w:rPr>
+        <w:rFonts w:ascii="Wingdings" w:hAnsi="Wingdings" w:hint="default"/>
+      </w:rPr>
+    </w:lvl>
+    <w:lvl w:ilvl="6" w:tplc="04160001" w:tentative="1">
+      <w:start w:val="1"/>
+      <w:numFmt w:val="bullet"/>
+      <w:lvlText w:val=""/>
+      <w:lvlJc w:val="left"/>
+      <w:pPr>
+        <w:ind w:left="5040" w:hanging="360"/>
+      </w:pPr>
+      <w:rPr>
+        <w:rFonts w:ascii="Symbol" w:hAnsi="Symbol" w:hint="default"/>
+      </w:rPr>
+    </w:lvl>
+    <w:lvl w:ilvl="7" w:tplc="04160003" w:tentative="1">
+      <w:start w:val="1"/>
+      <w:numFmt w:val="bullet"/>
+      <w:lvlText w:val="o"/>
+      <w:lvlJc w:val="left"/>
+      <w:pPr>
+        <w:ind w:left="5760" w:hanging="360"/>
+      </w:pPr>
+      <w:rPr>
+        <w:rFonts w:ascii="Courier New" w:hAnsi="Courier New" w:cs="Courier New" w:hint="default"/>
+      </w:rPr>
+    </w:lvl>
+    <w:lvl w:ilvl="8" w:tplc="04160005" w:tentative="1">
+      <w:start w:val="1"/>
+      <w:numFmt w:val="bullet"/>
+      <w:lvlText w:val=""/>
+      <w:lvlJc w:val="left"/>
+      <w:pPr>
+        <w:ind w:left="6480" w:hanging="360"/>
+      </w:pPr>
+      <w:rPr>
+        <w:rFonts w:ascii="Wingdings" w:hAnsi="Wingdings" w:hint="default"/>
+      </w:rPr>
+    </w:lvl>
+  </w:abstractNum>
+  <w:abstractNum w:abstractNumId="19" w15:restartNumberingAfterBreak="0">
     <w:nsid w:val="54AF7383"/>
     <w:multiLevelType w:val="multilevel"/>
     <w:tmpl w:val="79EE0620"/>
@@ -4753,7 +6393,7 @@
       </w:rPr>
     </w:lvl>
   </w:abstractNum>
-  <w:abstractNum w:abstractNumId="17" w15:restartNumberingAfterBreak="0">
+  <w:abstractNum w:abstractNumId="20" w15:restartNumberingAfterBreak="0">
     <w:nsid w:val="63AA3485"/>
     <w:multiLevelType w:val="multilevel"/>
     <w:tmpl w:val="79EE0620"/>
@@ -4902,7 +6542,418 @@
       </w:rPr>
     </w:lvl>
   </w:abstractNum>
-  <w:abstractNum w:abstractNumId="18" w15:restartNumberingAfterBreak="0">
+  <w:abstractNum w:abstractNumId="21" w15:restartNumberingAfterBreak="0">
+    <w:nsid w:val="66E06F1B"/>
+    <w:multiLevelType w:val="multilevel"/>
+    <w:tmpl w:val="7DE6585E"/>
+    <w:lvl w:ilvl="0">
+      <w:start w:val="1"/>
+      <w:numFmt w:val="bullet"/>
+      <w:lvlText w:val=""/>
+      <w:lvlJc w:val="left"/>
+      <w:pPr>
+        <w:tabs>
+          <w:tab w:val="num" w:pos="720"/>
+        </w:tabs>
+        <w:ind w:left="720" w:hanging="360"/>
+      </w:pPr>
+      <w:rPr>
+        <w:rFonts w:ascii="Symbol" w:hAnsi="Symbol" w:hint="default"/>
+        <w:sz w:val="20"/>
+      </w:rPr>
+    </w:lvl>
+    <w:lvl w:ilvl="1" w:tentative="1">
+      <w:start w:val="1"/>
+      <w:numFmt w:val="bullet"/>
+      <w:lvlText w:val="o"/>
+      <w:lvlJc w:val="left"/>
+      <w:pPr>
+        <w:tabs>
+          <w:tab w:val="num" w:pos="1440"/>
+        </w:tabs>
+        <w:ind w:left="1440" w:hanging="360"/>
+      </w:pPr>
+      <w:rPr>
+        <w:rFonts w:ascii="Courier New" w:hAnsi="Courier New" w:hint="default"/>
+        <w:sz w:val="20"/>
+      </w:rPr>
+    </w:lvl>
+    <w:lvl w:ilvl="2" w:tentative="1">
+      <w:start w:val="1"/>
+      <w:numFmt w:val="bullet"/>
+      <w:lvlText w:val=""/>
+      <w:lvlJc w:val="left"/>
+      <w:pPr>
+        <w:tabs>
+          <w:tab w:val="num" w:pos="2160"/>
+        </w:tabs>
+        <w:ind w:left="2160" w:hanging="360"/>
+      </w:pPr>
+      <w:rPr>
+        <w:rFonts w:ascii="Wingdings" w:hAnsi="Wingdings" w:hint="default"/>
+        <w:sz w:val="20"/>
+      </w:rPr>
+    </w:lvl>
+    <w:lvl w:ilvl="3" w:tentative="1">
+      <w:start w:val="1"/>
+      <w:numFmt w:val="bullet"/>
+      <w:lvlText w:val=""/>
+      <w:lvlJc w:val="left"/>
+      <w:pPr>
+        <w:tabs>
+          <w:tab w:val="num" w:pos="2880"/>
+        </w:tabs>
+        <w:ind w:left="2880" w:hanging="360"/>
+      </w:pPr>
+      <w:rPr>
+        <w:rFonts w:ascii="Wingdings" w:hAnsi="Wingdings" w:hint="default"/>
+        <w:sz w:val="20"/>
+      </w:rPr>
+    </w:lvl>
+    <w:lvl w:ilvl="4" w:tentative="1">
+      <w:start w:val="1"/>
+      <w:numFmt w:val="bullet"/>
+      <w:lvlText w:val=""/>
+      <w:lvlJc w:val="left"/>
+      <w:pPr>
+        <w:tabs>
+          <w:tab w:val="num" w:pos="3600"/>
+        </w:tabs>
+        <w:ind w:left="3600" w:hanging="360"/>
+      </w:pPr>
+      <w:rPr>
+        <w:rFonts w:ascii="Wingdings" w:hAnsi="Wingdings" w:hint="default"/>
+        <w:sz w:val="20"/>
+      </w:rPr>
+    </w:lvl>
+    <w:lvl w:ilvl="5" w:tentative="1">
+      <w:start w:val="1"/>
+      <w:numFmt w:val="bullet"/>
+      <w:lvlText w:val=""/>
+      <w:lvlJc w:val="left"/>
+      <w:pPr>
+        <w:tabs>
+          <w:tab w:val="num" w:pos="4320"/>
+        </w:tabs>
+        <w:ind w:left="4320" w:hanging="360"/>
+      </w:pPr>
+      <w:rPr>
+        <w:rFonts w:ascii="Wingdings" w:hAnsi="Wingdings" w:hint="default"/>
+        <w:sz w:val="20"/>
+      </w:rPr>
+    </w:lvl>
+    <w:lvl w:ilvl="6" w:tentative="1">
+      <w:start w:val="1"/>
+      <w:numFmt w:val="bullet"/>
+      <w:lvlText w:val=""/>
+      <w:lvlJc w:val="left"/>
+      <w:pPr>
+        <w:tabs>
+          <w:tab w:val="num" w:pos="5040"/>
+        </w:tabs>
+        <w:ind w:left="5040" w:hanging="360"/>
+      </w:pPr>
+      <w:rPr>
+        <w:rFonts w:ascii="Wingdings" w:hAnsi="Wingdings" w:hint="default"/>
+        <w:sz w:val="20"/>
+      </w:rPr>
+    </w:lvl>
+    <w:lvl w:ilvl="7" w:tentative="1">
+      <w:start w:val="1"/>
+      <w:numFmt w:val="bullet"/>
+      <w:lvlText w:val=""/>
+      <w:lvlJc w:val="left"/>
+      <w:pPr>
+        <w:tabs>
+          <w:tab w:val="num" w:pos="5760"/>
+        </w:tabs>
+        <w:ind w:left="5760" w:hanging="360"/>
+      </w:pPr>
+      <w:rPr>
+        <w:rFonts w:ascii="Wingdings" w:hAnsi="Wingdings" w:hint="default"/>
+        <w:sz w:val="20"/>
+      </w:rPr>
+    </w:lvl>
+    <w:lvl w:ilvl="8" w:tentative="1">
+      <w:start w:val="1"/>
+      <w:numFmt w:val="bullet"/>
+      <w:lvlText w:val=""/>
+      <w:lvlJc w:val="left"/>
+      <w:pPr>
+        <w:tabs>
+          <w:tab w:val="num" w:pos="6480"/>
+        </w:tabs>
+        <w:ind w:left="6480" w:hanging="360"/>
+      </w:pPr>
+      <w:rPr>
+        <w:rFonts w:ascii="Wingdings" w:hAnsi="Wingdings" w:hint="default"/>
+        <w:sz w:val="20"/>
+      </w:rPr>
+    </w:lvl>
+  </w:abstractNum>
+  <w:abstractNum w:abstractNumId="22" w15:restartNumberingAfterBreak="0">
+    <w:nsid w:val="69913972"/>
+    <w:multiLevelType w:val="hybridMultilevel"/>
+    <w:tmpl w:val="DACA26D8"/>
+    <w:lvl w:ilvl="0" w:tplc="04160001">
+      <w:start w:val="1"/>
+      <w:numFmt w:val="bullet"/>
+      <w:lvlText w:val=""/>
+      <w:lvlJc w:val="left"/>
+      <w:pPr>
+        <w:ind w:left="720" w:hanging="360"/>
+      </w:pPr>
+      <w:rPr>
+        <w:rFonts w:ascii="Symbol" w:hAnsi="Symbol" w:hint="default"/>
+      </w:rPr>
+    </w:lvl>
+    <w:lvl w:ilvl="1" w:tplc="04160003" w:tentative="1">
+      <w:start w:val="1"/>
+      <w:numFmt w:val="bullet"/>
+      <w:lvlText w:val="o"/>
+      <w:lvlJc w:val="left"/>
+      <w:pPr>
+        <w:ind w:left="1440" w:hanging="360"/>
+      </w:pPr>
+      <w:rPr>
+        <w:rFonts w:ascii="Courier New" w:hAnsi="Courier New" w:cs="Courier New" w:hint="default"/>
+      </w:rPr>
+    </w:lvl>
+    <w:lvl w:ilvl="2" w:tplc="04160005" w:tentative="1">
+      <w:start w:val="1"/>
+      <w:numFmt w:val="bullet"/>
+      <w:lvlText w:val=""/>
+      <w:lvlJc w:val="left"/>
+      <w:pPr>
+        <w:ind w:left="2160" w:hanging="360"/>
+      </w:pPr>
+      <w:rPr>
+        <w:rFonts w:ascii="Wingdings" w:hAnsi="Wingdings" w:hint="default"/>
+      </w:rPr>
+    </w:lvl>
+    <w:lvl w:ilvl="3" w:tplc="04160001" w:tentative="1">
+      <w:start w:val="1"/>
+      <w:numFmt w:val="bullet"/>
+      <w:lvlText w:val=""/>
+      <w:lvlJc w:val="left"/>
+      <w:pPr>
+        <w:ind w:left="2880" w:hanging="360"/>
+      </w:pPr>
+      <w:rPr>
+        <w:rFonts w:ascii="Symbol" w:hAnsi="Symbol" w:hint="default"/>
+      </w:rPr>
+    </w:lvl>
+    <w:lvl w:ilvl="4" w:tplc="04160003" w:tentative="1">
+      <w:start w:val="1"/>
+      <w:numFmt w:val="bullet"/>
+      <w:lvlText w:val="o"/>
+      <w:lvlJc w:val="left"/>
+      <w:pPr>
+        <w:ind w:left="3600" w:hanging="360"/>
+      </w:pPr>
+      <w:rPr>
+        <w:rFonts w:ascii="Courier New" w:hAnsi="Courier New" w:cs="Courier New" w:hint="default"/>
+      </w:rPr>
+    </w:lvl>
+    <w:lvl w:ilvl="5" w:tplc="04160005" w:tentative="1">
+      <w:start w:val="1"/>
+      <w:numFmt w:val="bullet"/>
+      <w:lvlText w:val=""/>
+      <w:lvlJc w:val="left"/>
+      <w:pPr>
+        <w:ind w:left="4320" w:hanging="360"/>
+      </w:pPr>
+      <w:rPr>
+        <w:rFonts w:ascii="Wingdings" w:hAnsi="Wingdings" w:hint="default"/>
+      </w:rPr>
+    </w:lvl>
+    <w:lvl w:ilvl="6" w:tplc="04160001" w:tentative="1">
+      <w:start w:val="1"/>
+      <w:numFmt w:val="bullet"/>
+      <w:lvlText w:val=""/>
+      <w:lvlJc w:val="left"/>
+      <w:pPr>
+        <w:ind w:left="5040" w:hanging="360"/>
+      </w:pPr>
+      <w:rPr>
+        <w:rFonts w:ascii="Symbol" w:hAnsi="Symbol" w:hint="default"/>
+      </w:rPr>
+    </w:lvl>
+    <w:lvl w:ilvl="7" w:tplc="04160003" w:tentative="1">
+      <w:start w:val="1"/>
+      <w:numFmt w:val="bullet"/>
+      <w:lvlText w:val="o"/>
+      <w:lvlJc w:val="left"/>
+      <w:pPr>
+        <w:ind w:left="5760" w:hanging="360"/>
+      </w:pPr>
+      <w:rPr>
+        <w:rFonts w:ascii="Courier New" w:hAnsi="Courier New" w:cs="Courier New" w:hint="default"/>
+      </w:rPr>
+    </w:lvl>
+    <w:lvl w:ilvl="8" w:tplc="04160005" w:tentative="1">
+      <w:start w:val="1"/>
+      <w:numFmt w:val="bullet"/>
+      <w:lvlText w:val=""/>
+      <w:lvlJc w:val="left"/>
+      <w:pPr>
+        <w:ind w:left="6480" w:hanging="360"/>
+      </w:pPr>
+      <w:rPr>
+        <w:rFonts w:ascii="Wingdings" w:hAnsi="Wingdings" w:hint="default"/>
+      </w:rPr>
+    </w:lvl>
+  </w:abstractNum>
+  <w:abstractNum w:abstractNumId="23" w15:restartNumberingAfterBreak="0">
+    <w:nsid w:val="6E20154F"/>
+    <w:multiLevelType w:val="multilevel"/>
+    <w:tmpl w:val="51E4EB6A"/>
+    <w:lvl w:ilvl="0">
+      <w:start w:val="1"/>
+      <w:numFmt w:val="bullet"/>
+      <w:lvlText w:val=""/>
+      <w:lvlJc w:val="left"/>
+      <w:pPr>
+        <w:tabs>
+          <w:tab w:val="num" w:pos="720"/>
+        </w:tabs>
+        <w:ind w:left="720" w:hanging="360"/>
+      </w:pPr>
+      <w:rPr>
+        <w:rFonts w:ascii="Symbol" w:hAnsi="Symbol" w:hint="default"/>
+        <w:sz w:val="20"/>
+      </w:rPr>
+    </w:lvl>
+    <w:lvl w:ilvl="1" w:tentative="1">
+      <w:start w:val="1"/>
+      <w:numFmt w:val="bullet"/>
+      <w:lvlText w:val="o"/>
+      <w:lvlJc w:val="left"/>
+      <w:pPr>
+        <w:tabs>
+          <w:tab w:val="num" w:pos="1440"/>
+        </w:tabs>
+        <w:ind w:left="1440" w:hanging="360"/>
+      </w:pPr>
+      <w:rPr>
+        <w:rFonts w:ascii="Courier New" w:hAnsi="Courier New" w:hint="default"/>
+        <w:sz w:val="20"/>
+      </w:rPr>
+    </w:lvl>
+    <w:lvl w:ilvl="2" w:tentative="1">
+      <w:start w:val="1"/>
+      <w:numFmt w:val="bullet"/>
+      <w:lvlText w:val=""/>
+      <w:lvlJc w:val="left"/>
+      <w:pPr>
+        <w:tabs>
+          <w:tab w:val="num" w:pos="2160"/>
+        </w:tabs>
+        <w:ind w:left="2160" w:hanging="360"/>
+      </w:pPr>
+      <w:rPr>
+        <w:rFonts w:ascii="Wingdings" w:hAnsi="Wingdings" w:hint="default"/>
+        <w:sz w:val="20"/>
+      </w:rPr>
+    </w:lvl>
+    <w:lvl w:ilvl="3" w:tentative="1">
+      <w:start w:val="1"/>
+      <w:numFmt w:val="bullet"/>
+      <w:lvlText w:val=""/>
+      <w:lvlJc w:val="left"/>
+      <w:pPr>
+        <w:tabs>
+          <w:tab w:val="num" w:pos="2880"/>
+        </w:tabs>
+        <w:ind w:left="2880" w:hanging="360"/>
+      </w:pPr>
+      <w:rPr>
+        <w:rFonts w:ascii="Wingdings" w:hAnsi="Wingdings" w:hint="default"/>
+        <w:sz w:val="20"/>
+      </w:rPr>
+    </w:lvl>
+    <w:lvl w:ilvl="4" w:tentative="1">
+      <w:start w:val="1"/>
+      <w:numFmt w:val="bullet"/>
+      <w:lvlText w:val=""/>
+      <w:lvlJc w:val="left"/>
+      <w:pPr>
+        <w:tabs>
+          <w:tab w:val="num" w:pos="3600"/>
+        </w:tabs>
+        <w:ind w:left="3600" w:hanging="360"/>
+      </w:pPr>
+      <w:rPr>
+        <w:rFonts w:ascii="Wingdings" w:hAnsi="Wingdings" w:hint="default"/>
+        <w:sz w:val="20"/>
+      </w:rPr>
+    </w:lvl>
+    <w:lvl w:ilvl="5" w:tentative="1">
+      <w:start w:val="1"/>
+      <w:numFmt w:val="bullet"/>
+      <w:lvlText w:val=""/>
+      <w:lvlJc w:val="left"/>
+      <w:pPr>
+        <w:tabs>
+          <w:tab w:val="num" w:pos="4320"/>
+        </w:tabs>
+        <w:ind w:left="4320" w:hanging="360"/>
+      </w:pPr>
+      <w:rPr>
+        <w:rFonts w:ascii="Wingdings" w:hAnsi="Wingdings" w:hint="default"/>
+        <w:sz w:val="20"/>
+      </w:rPr>
+    </w:lvl>
+    <w:lvl w:ilvl="6" w:tentative="1">
+      <w:start w:val="1"/>
+      <w:numFmt w:val="bullet"/>
+      <w:lvlText w:val=""/>
+      <w:lvlJc w:val="left"/>
+      <w:pPr>
+        <w:tabs>
+          <w:tab w:val="num" w:pos="5040"/>
+        </w:tabs>
+        <w:ind w:left="5040" w:hanging="360"/>
+      </w:pPr>
+      <w:rPr>
+        <w:rFonts w:ascii="Wingdings" w:hAnsi="Wingdings" w:hint="default"/>
+        <w:sz w:val="20"/>
+      </w:rPr>
+    </w:lvl>
+    <w:lvl w:ilvl="7" w:tentative="1">
+      <w:start w:val="1"/>
+      <w:numFmt w:val="bullet"/>
+      <w:lvlText w:val=""/>
+      <w:lvlJc w:val="left"/>
+      <w:pPr>
+        <w:tabs>
+          <w:tab w:val="num" w:pos="5760"/>
+        </w:tabs>
+        <w:ind w:left="5760" w:hanging="360"/>
+      </w:pPr>
+      <w:rPr>
+        <w:rFonts w:ascii="Wingdings" w:hAnsi="Wingdings" w:hint="default"/>
+        <w:sz w:val="20"/>
+      </w:rPr>
+    </w:lvl>
+    <w:lvl w:ilvl="8" w:tentative="1">
+      <w:start w:val="1"/>
+      <w:numFmt w:val="bullet"/>
+      <w:lvlText w:val=""/>
+      <w:lvlJc w:val="left"/>
+      <w:pPr>
+        <w:tabs>
+          <w:tab w:val="num" w:pos="6480"/>
+        </w:tabs>
+        <w:ind w:left="6480" w:hanging="360"/>
+      </w:pPr>
+      <w:rPr>
+        <w:rFonts w:ascii="Wingdings" w:hAnsi="Wingdings" w:hint="default"/>
+        <w:sz w:val="20"/>
+      </w:rPr>
+    </w:lvl>
+  </w:abstractNum>
+  <w:abstractNum w:abstractNumId="24" w15:restartNumberingAfterBreak="0">
     <w:nsid w:val="6E46541C"/>
     <w:multiLevelType w:val="multilevel"/>
     <w:tmpl w:val="F45888F8"/>
@@ -5051,10 +7102,10 @@
       </w:rPr>
     </w:lvl>
   </w:abstractNum>
-  <w:abstractNum w:abstractNumId="19" w15:restartNumberingAfterBreak="0">
+  <w:abstractNum w:abstractNumId="25" w15:restartNumberingAfterBreak="0">
     <w:nsid w:val="79C07E99"/>
     <w:multiLevelType w:val="multilevel"/>
-    <w:tmpl w:val="E134323A"/>
+    <w:tmpl w:val="10C82F1E"/>
     <w:lvl w:ilvl="0">
       <w:start w:val="1"/>
       <w:numFmt w:val="decimal"/>
@@ -5095,17 +7146,19 @@
         <w:rFonts w:hint="default"/>
       </w:rPr>
     </w:lvl>
-    <w:lvl w:ilvl="3" w:tentative="1">
-      <w:start w:val="1"/>
+    <w:lvl w:ilvl="3">
+      <w:start w:val="7"/>
       <w:numFmt w:val="decimal"/>
-      <w:lvlText w:val="%4."/>
-      <w:lvlJc w:val="left"/>
-      <w:pPr>
-        <w:tabs>
-          <w:tab w:val="num" w:pos="2880"/>
-        </w:tabs>
+      <w:lvlText w:val="%4"/>
+      <w:lvlJc w:val="left"/>
+      <w:pPr>
         <w:ind w:left="2880" w:hanging="360"/>
       </w:pPr>
+      <w:rPr>
+        <w:rFonts w:asciiTheme="minorHAnsi" w:eastAsiaTheme="minorHAnsi" w:hAnsiTheme="minorHAnsi" w:cstheme="minorBidi" w:hint="default"/>
+        <w:b/>
+        <w:color w:val="auto"/>
+      </w:rPr>
     </w:lvl>
     <w:lvl w:ilvl="4" w:tentative="1">
       <w:start w:val="1"/>
@@ -5175,58 +7228,76 @@
     <w:abstractNumId w:val="0"/>
   </w:num>
   <w:num w:numId="3">
+    <w:abstractNumId w:val="5"/>
+  </w:num>
+  <w:num w:numId="4">
+    <w:abstractNumId w:val="12"/>
+  </w:num>
+  <w:num w:numId="5">
+    <w:abstractNumId w:val="13"/>
+  </w:num>
+  <w:num w:numId="6">
+    <w:abstractNumId w:val="24"/>
+  </w:num>
+  <w:num w:numId="7">
     <w:abstractNumId w:val="4"/>
   </w:num>
-  <w:num w:numId="4">
+  <w:num w:numId="8">
     <w:abstractNumId w:val="11"/>
   </w:num>
-  <w:num w:numId="5">
-    <w:abstractNumId w:val="12"/>
+  <w:num w:numId="9">
+    <w:abstractNumId w:val="7"/>
   </w:num>
-  <w:num w:numId="6">
-    <w:abstractNumId w:val="18"/>
-  </w:num>
-  <w:num w:numId="7">
-    <w:abstractNumId w:val="3"/>
-  </w:num>
-  <w:num w:numId="8">
-    <w:abstractNumId w:val="10"/>
-  </w:num>
-  <w:num w:numId="9">
+  <w:num w:numId="10">
     <w:abstractNumId w:val="6"/>
   </w:num>
-  <w:num w:numId="10">
-    <w:abstractNumId w:val="5"/>
-  </w:num>
   <w:num w:numId="11">
-    <w:abstractNumId w:val="19"/>
+    <w:abstractNumId w:val="25"/>
   </w:num>
   <w:num w:numId="12">
     <w:abstractNumId w:val="2"/>
   </w:num>
   <w:num w:numId="13">
-    <w:abstractNumId w:val="7"/>
+    <w:abstractNumId w:val="8"/>
   </w:num>
   <w:num w:numId="14">
+    <w:abstractNumId w:val="17"/>
+  </w:num>
+  <w:num w:numId="15">
+    <w:abstractNumId w:val="9"/>
+  </w:num>
+  <w:num w:numId="16">
+    <w:abstractNumId w:val="10"/>
+  </w:num>
+  <w:num w:numId="17">
+    <w:abstractNumId w:val="14"/>
+  </w:num>
+  <w:num w:numId="18">
     <w:abstractNumId w:val="15"/>
   </w:num>
-  <w:num w:numId="15">
-    <w:abstractNumId w:val="8"/>
-  </w:num>
-  <w:num w:numId="16">
-    <w:abstractNumId w:val="9"/>
-  </w:num>
-  <w:num w:numId="17">
-    <w:abstractNumId w:val="13"/>
-  </w:num>
-  <w:num w:numId="18">
-    <w:abstractNumId w:val="14"/>
-  </w:num>
   <w:num w:numId="19">
-    <w:abstractNumId w:val="16"/>
+    <w:abstractNumId w:val="19"/>
   </w:num>
   <w:num w:numId="20">
-    <w:abstractNumId w:val="17"/>
+    <w:abstractNumId w:val="20"/>
+  </w:num>
+  <w:num w:numId="21">
+    <w:abstractNumId w:val="18"/>
+  </w:num>
+  <w:num w:numId="22">
+    <w:abstractNumId w:val="21"/>
+  </w:num>
+  <w:num w:numId="23">
+    <w:abstractNumId w:val="3"/>
+  </w:num>
+  <w:num w:numId="24">
+    <w:abstractNumId w:val="22"/>
+  </w:num>
+  <w:num w:numId="25">
+    <w:abstractNumId w:val="23"/>
+  </w:num>
+  <w:num w:numId="26">
+    <w:abstractNumId w:val="16"/>
   </w:num>
 </w:numbering>
 </file>
